--- a/proyecto-02-integra-esavi/workspace/docs/Manual-Despliegue-Produccion.docx
+++ b/proyecto-02-integra-esavi/workspace/docs/Manual-Despliegue-Produccion.docx
@@ -4,6 +4,7 @@
   <w:body>
     <w:p>
       <w:pPr>
+        <w:pStyle w:val="Puesto"/>
         <w:spacing w:before="2400"/>
         <w:jc w:val="center"/>
       </w:pPr>
@@ -11,13 +12,13 @@
         <w:rPr>
           <w:b/>
           <w:color w:val="1F3B57"/>
-          <w:sz w:val="52"/>
         </w:rPr>
         <w:t>Manual de Despliegue a Producción</w:t>
       </w:r>
     </w:p>
     <w:p>
       <w:pPr>
+        <w:pStyle w:val="Subttulo"/>
         <w:jc w:val="center"/>
         <w:rPr>
           <w:lang w:val="es-EC"/>
@@ -34,17 +35,15 @@
     </w:p>
     <w:p>
       <w:pPr>
+        <w:pStyle w:val="Subttulo"/>
         <w:spacing w:before="600"/>
         <w:jc w:val="center"/>
         <w:rPr>
           <w:lang w:val="es-EC"/>
         </w:rPr>
       </w:pPr>
-      <w:bookmarkStart w:id="0" w:name="_GoBack"/>
-      <w:bookmarkEnd w:id="0"/>
-      <w:r>
-        <w:rPr>
-          <w:i/>
+      <w:r>
+        <w:rPr>
           <w:sz w:val="22"/>
           <w:lang w:val="es-EC"/>
         </w:rPr>
@@ -66,246 +65,1231 @@
     </w:p>
     <w:p>
       <w:pPr>
-        <w:pStyle w:val="Ttulo1"/>
-        <w:rPr>
-          <w:lang w:val="es-EC"/>
-        </w:rPr>
-      </w:pPr>
-      <w:r>
-        <w:rPr>
-          <w:lang w:val="es-EC"/>
-        </w:rPr>
+        <w:pStyle w:val="Subttulo"/>
+      </w:pPr>
+      <w:r>
         <w:lastRenderedPageBreak/>
-        <w:t>Manual de Despliegue a Producción — Integra-ESAVI</w:t>
-      </w:r>
-    </w:p>
-    <w:tbl>
-      <w:tblPr>
-        <w:tblStyle w:val="Tablaconcuadrcula"/>
-        <w:tblW w:w="0" w:type="auto"/>
-        <w:tblLook w:val="04A0" w:firstRow="1" w:lastRow="0" w:firstColumn="1" w:lastColumn="0" w:noHBand="0" w:noVBand="1"/>
-      </w:tblPr>
-      <w:tblGrid>
-        <w:gridCol w:w="9746"/>
-      </w:tblGrid>
-      <w:tr>
-        <w:tc>
-          <w:tcPr>
-            <w:tcW w:w="9746" w:type="dxa"/>
-            <w:shd w:val="clear" w:color="auto" w:fill="EAF1F8"/>
-          </w:tcPr>
-          <w:p>
-            <w:pPr>
-              <w:spacing w:after="40"/>
-              <w:rPr>
-                <w:lang w:val="es-EC"/>
-              </w:rPr>
-            </w:pPr>
-            <w:r>
-              <w:rPr>
-                <w:rFonts w:ascii="Consolas" w:hAnsi="Consolas"/>
-                <w:i/>
-                <w:color w:val="B43737"/>
-                <w:sz w:val="19"/>
-                <w:lang w:val="es-EC"/>
-              </w:rPr>
-              <w:t>api-integra-esavi</w:t>
-            </w:r>
-            <w:r>
-              <w:rPr>
-                <w:i/>
-                <w:lang w:val="es-EC"/>
-              </w:rPr>
-              <w:t xml:space="preserve"> (NestJS) + </w:t>
-            </w:r>
-            <w:r>
-              <w:rPr>
-                <w:rFonts w:ascii="Consolas" w:hAnsi="Consolas"/>
-                <w:i/>
-                <w:color w:val="B43737"/>
-                <w:sz w:val="19"/>
-                <w:lang w:val="es-EC"/>
-              </w:rPr>
-              <w:t>app-integra-esavi</w:t>
-            </w:r>
-            <w:r>
-              <w:rPr>
-                <w:i/>
-                <w:lang w:val="es-EC"/>
-              </w:rPr>
-              <w:t xml:space="preserve"> (React) corren con </w:t>
-            </w:r>
-            <w:r>
-              <w:rPr>
-                <w:b/>
-                <w:i/>
-                <w:lang w:val="es-EC"/>
-              </w:rPr>
-              <w:t>PM2</w:t>
-            </w:r>
-            <w:r>
-              <w:rPr>
-                <w:i/>
-                <w:lang w:val="es-EC"/>
-              </w:rPr>
-              <w:t xml:space="preserve"> en el</w:t>
-            </w:r>
-          </w:p>
-          <w:p>
-            <w:pPr>
-              <w:spacing w:after="40"/>
-              <w:rPr>
-                <w:lang w:val="es-EC"/>
-              </w:rPr>
-            </w:pPr>
-            <w:proofErr w:type="gramStart"/>
-            <w:r>
-              <w:rPr>
-                <w:i/>
-                <w:lang w:val="es-EC"/>
-              </w:rPr>
-              <w:t>host</w:t>
-            </w:r>
-            <w:proofErr w:type="gramEnd"/>
-            <w:r>
-              <w:rPr>
-                <w:i/>
-                <w:lang w:val="es-EC"/>
-              </w:rPr>
-              <w:t xml:space="preserve"> de producción; </w:t>
-            </w:r>
-            <w:r>
-              <w:rPr>
-                <w:rFonts w:ascii="Consolas" w:hAnsi="Consolas"/>
-                <w:i/>
-                <w:color w:val="B43737"/>
-                <w:sz w:val="19"/>
-                <w:lang w:val="es-EC"/>
-              </w:rPr>
-              <w:t>dash-integra-esavi</w:t>
-            </w:r>
-            <w:r>
-              <w:rPr>
-                <w:i/>
-                <w:lang w:val="es-EC"/>
-              </w:rPr>
-              <w:t xml:space="preserve"> (Shiny) se despliega </w:t>
-            </w:r>
-            <w:r>
-              <w:rPr>
-                <w:b/>
-                <w:i/>
-                <w:lang w:val="es-EC"/>
-              </w:rPr>
-              <w:t>aparte, en Docker</w:t>
-            </w:r>
-            <w:r>
-              <w:rPr>
-                <w:i/>
-                <w:lang w:val="es-EC"/>
-              </w:rPr>
-              <w:t>.</w:t>
-            </w:r>
-          </w:p>
-          <w:p>
-            <w:pPr>
-              <w:spacing w:after="40"/>
-              <w:rPr>
-                <w:lang w:val="es-EC"/>
-              </w:rPr>
-            </w:pPr>
-            <w:r>
-              <w:rPr>
-                <w:i/>
-                <w:lang w:val="es-EC"/>
-              </w:rPr>
-              <w:t>Postgres y Keycloak son servicios externos ya existentes.</w:t>
-            </w:r>
-          </w:p>
-          <w:p>
-            <w:pPr>
-              <w:spacing w:after="40"/>
-              <w:rPr>
-                <w:lang w:val="es-EC"/>
-              </w:rPr>
-            </w:pPr>
-            <w:r>
-              <w:rPr>
-                <w:i/>
-                <w:lang w:val="es-EC"/>
-              </w:rPr>
-              <w:t>(Alternativa "todo en Docker" — postgres+keycloak+api+app+dashboard — documentada</w:t>
-            </w:r>
-          </w:p>
-          <w:p>
-            <w:pPr>
-              <w:spacing w:after="40"/>
-              <w:rPr>
-                <w:lang w:val="es-EC"/>
-              </w:rPr>
-            </w:pPr>
-            <w:proofErr w:type="gramStart"/>
-            <w:r>
-              <w:rPr>
-                <w:i/>
-                <w:lang w:val="es-EC"/>
-              </w:rPr>
-              <w:t>en</w:t>
-            </w:r>
-            <w:proofErr w:type="gramEnd"/>
-            <w:r>
-              <w:rPr>
-                <w:i/>
-                <w:lang w:val="es-EC"/>
-              </w:rPr>
-              <w:t xml:space="preserve"> </w:t>
-            </w:r>
-            <w:r>
-              <w:rPr>
-                <w:rFonts w:ascii="Consolas" w:hAnsi="Consolas"/>
-                <w:i/>
-                <w:color w:val="B43737"/>
-                <w:sz w:val="19"/>
-                <w:lang w:val="es-EC"/>
-              </w:rPr>
-              <w:t>integra-ESAVI/docker-compos</w:t>
-            </w:r>
-            <w:r>
-              <w:rPr>
-                <w:rFonts w:ascii="Consolas" w:hAnsi="Consolas"/>
-                <w:i/>
-                <w:color w:val="B43737"/>
-                <w:sz w:val="19"/>
-                <w:lang w:val="es-EC"/>
-              </w:rPr>
-              <w:t>e/DESPLIEGUE-PRODUCCION.md</w:t>
-            </w:r>
-            <w:r>
-              <w:rPr>
-                <w:i/>
-                <w:lang w:val="es-EC"/>
-              </w:rPr>
-              <w:t>, no es la vía aquí descrita.)</w:t>
-            </w:r>
-          </w:p>
-        </w:tc>
-      </w:tr>
-    </w:tbl>
-    <w:p>
-      <w:pPr>
-        <w:spacing w:after="40"/>
-        <w:rPr>
-          <w:lang w:val="es-EC"/>
-        </w:rPr>
-      </w:pPr>
+        <w:t xml:space="preserve">api-integra-esavi (NestJS) + app-integra-esavi (React) corren con PM2 en el host de producción; dash-integra-esavi (Shiny) se despliega aparte, en Docker. </w:t>
+      </w:r>
+      <w:r>
+        <w:t>Postgres y Keycloak son servicios externos ya existentes. (Alternativa "todo en Docker" — postgres+keycloak+api+app+dashboard — documentada en integra-ESAVI/docker-compose/DESPLIEGUE-PRODUCCION.md, no es la vía aquí descrita.)</w:t>
+      </w:r>
     </w:p>
     <w:p>
       <w:pPr>
-        <w:pStyle w:val="Ttulo2"/>
-      </w:pPr>
-      <w:r>
+        <w:spacing w:after="40"/>
+        <w:rPr>
+          <w:lang w:val="es-EC"/>
+        </w:rPr>
+      </w:pPr>
+    </w:p>
+    <w:p>
+      <w:r>
+        <w:br w:type="page"/>
+      </w:r>
+    </w:p>
+    <w:p>
+      <w:pPr>
+        <w:pStyle w:val="TtulodeTDC"/>
+      </w:pPr>
+      <w:r>
+        <w:lastRenderedPageBreak/>
+        <w:t>Índice</w:t>
+      </w:r>
+    </w:p>
+    <w:bookmarkStart w:id="0" w:name="_GoBack"/>
+    <w:bookmarkEnd w:id="0"/>
+    <w:p>
+      <w:pPr>
+        <w:pStyle w:val="TDC1"/>
+        <w:tabs>
+          <w:tab w:val="right" w:leader="dot" w:pos="9736"/>
+        </w:tabs>
+        <w:rPr>
+          <w:noProof/>
+        </w:rPr>
+      </w:pPr>
+      <w:r>
+        <w:fldChar w:fldCharType="begin"/>
+      </w:r>
+      <w:r>
+        <w:instrText xml:space="preserve"> TOC \o "1-3" \h \z</w:instrText>
+      </w:r>
+      <w:r>
+        <w:instrText xml:space="preserve"> \u </w:instrText>
+      </w:r>
+      <w:r>
+        <w:fldChar w:fldCharType="separate"/>
+      </w:r>
+      <w:hyperlink w:anchor="_Toc235908459" w:history="1">
+        <w:r>
+          <w:rPr>
+            <w:rStyle w:val="Hipervnculo"/>
+            <w:noProof/>
+          </w:rPr>
+          <w:t>1. Arquitectura</w:t>
+        </w:r>
+        <w:r>
+          <w:rPr>
+            <w:noProof/>
+            <w:webHidden/>
+          </w:rPr>
+          <w:tab/>
+        </w:r>
+        <w:r>
+          <w:rPr>
+            <w:noProof/>
+            <w:webHidden/>
+          </w:rPr>
+          <w:fldChar w:fldCharType="begin"/>
+        </w:r>
+        <w:r>
+          <w:rPr>
+            <w:noProof/>
+            <w:webHidden/>
+          </w:rPr>
+          <w:instrText xml:space="preserve"> PAGEREF _Toc235908459 \h </w:instrText>
+        </w:r>
+        <w:r>
+          <w:rPr>
+            <w:noProof/>
+            <w:webHidden/>
+          </w:rPr>
+        </w:r>
+        <w:r>
+          <w:rPr>
+            <w:noProof/>
+            <w:webHidden/>
+          </w:rPr>
+          <w:fldChar w:fldCharType="separate"/>
+        </w:r>
+        <w:r>
+          <w:rPr>
+            <w:noProof/>
+            <w:webHidden/>
+          </w:rPr>
+          <w:t>4</w:t>
+        </w:r>
+        <w:r>
+          <w:rPr>
+            <w:noProof/>
+            <w:webHidden/>
+          </w:rPr>
+          <w:fldChar w:fldCharType="end"/>
+        </w:r>
+      </w:hyperlink>
+    </w:p>
+    <w:p>
+      <w:pPr>
+        <w:pStyle w:val="TDC1"/>
+        <w:tabs>
+          <w:tab w:val="right" w:leader="dot" w:pos="9736"/>
+        </w:tabs>
+        <w:rPr>
+          <w:noProof/>
+        </w:rPr>
+      </w:pPr>
+      <w:hyperlink w:anchor="_Toc235908460" w:history="1">
+        <w:r>
+          <w:rPr>
+            <w:rStyle w:val="Hipervnculo"/>
+            <w:noProof/>
+          </w:rPr>
+          <w:t>2. Plan de despliegue</w:t>
+        </w:r>
+        <w:r>
+          <w:rPr>
+            <w:noProof/>
+            <w:webHidden/>
+          </w:rPr>
+          <w:tab/>
+        </w:r>
+        <w:r>
+          <w:rPr>
+            <w:noProof/>
+            <w:webHidden/>
+          </w:rPr>
+          <w:fldChar w:fldCharType="begin"/>
+        </w:r>
+        <w:r>
+          <w:rPr>
+            <w:noProof/>
+            <w:webHidden/>
+          </w:rPr>
+          <w:instrText xml:space="preserve"> PAGEREF _Toc235908460 \h </w:instrText>
+        </w:r>
+        <w:r>
+          <w:rPr>
+            <w:noProof/>
+            <w:webHidden/>
+          </w:rPr>
+        </w:r>
+        <w:r>
+          <w:rPr>
+            <w:noProof/>
+            <w:webHidden/>
+          </w:rPr>
+          <w:fldChar w:fldCharType="separate"/>
+        </w:r>
+        <w:r>
+          <w:rPr>
+            <w:noProof/>
+            <w:webHidden/>
+          </w:rPr>
+          <w:t>4</w:t>
+        </w:r>
+        <w:r>
+          <w:rPr>
+            <w:noProof/>
+            <w:webHidden/>
+          </w:rPr>
+          <w:fldChar w:fldCharType="end"/>
+        </w:r>
+      </w:hyperlink>
+    </w:p>
+    <w:p>
+      <w:pPr>
+        <w:pStyle w:val="TDC2"/>
+        <w:tabs>
+          <w:tab w:val="right" w:leader="dot" w:pos="9736"/>
+        </w:tabs>
+        <w:rPr>
+          <w:noProof/>
+        </w:rPr>
+      </w:pPr>
+      <w:hyperlink w:anchor="_Toc235908461" w:history="1">
+        <w:r>
+          <w:rPr>
+            <w:rStyle w:val="Hipervnculo"/>
+            <w:noProof/>
+          </w:rPr>
+          <w:t>2.1 Primera vez</w:t>
+        </w:r>
+        <w:r>
+          <w:rPr>
+            <w:noProof/>
+            <w:webHidden/>
+          </w:rPr>
+          <w:tab/>
+        </w:r>
+        <w:r>
+          <w:rPr>
+            <w:noProof/>
+            <w:webHidden/>
+          </w:rPr>
+          <w:fldChar w:fldCharType="begin"/>
+        </w:r>
+        <w:r>
+          <w:rPr>
+            <w:noProof/>
+            <w:webHidden/>
+          </w:rPr>
+          <w:instrText xml:space="preserve"> PAGEREF _Toc235908461 \h </w:instrText>
+        </w:r>
+        <w:r>
+          <w:rPr>
+            <w:noProof/>
+            <w:webHidden/>
+          </w:rPr>
+        </w:r>
+        <w:r>
+          <w:rPr>
+            <w:noProof/>
+            <w:webHidden/>
+          </w:rPr>
+          <w:fldChar w:fldCharType="separate"/>
+        </w:r>
+        <w:r>
+          <w:rPr>
+            <w:noProof/>
+            <w:webHidden/>
+          </w:rPr>
+          <w:t>4</w:t>
+        </w:r>
+        <w:r>
+          <w:rPr>
+            <w:noProof/>
+            <w:webHidden/>
+          </w:rPr>
+          <w:fldChar w:fldCharType="end"/>
+        </w:r>
+      </w:hyperlink>
+    </w:p>
+    <w:p>
+      <w:pPr>
+        <w:pStyle w:val="TDC2"/>
+        <w:tabs>
+          <w:tab w:val="right" w:leader="dot" w:pos="9736"/>
+        </w:tabs>
+        <w:rPr>
+          <w:noProof/>
+        </w:rPr>
+      </w:pPr>
+      <w:hyperlink w:anchor="_Toc235908462" w:history="1">
+        <w:r>
+          <w:rPr>
+            <w:rStyle w:val="Hipervnculo"/>
+            <w:noProof/>
+            <w:lang w:val="es-EC"/>
+          </w:rPr>
+          <w:t>2.2 Nuevas versiones (API + app-web)</w:t>
+        </w:r>
+        <w:r>
+          <w:rPr>
+            <w:noProof/>
+            <w:webHidden/>
+          </w:rPr>
+          <w:tab/>
+        </w:r>
+        <w:r>
+          <w:rPr>
+            <w:noProof/>
+            <w:webHidden/>
+          </w:rPr>
+          <w:fldChar w:fldCharType="begin"/>
+        </w:r>
+        <w:r>
+          <w:rPr>
+            <w:noProof/>
+            <w:webHidden/>
+          </w:rPr>
+          <w:instrText xml:space="preserve"> PAGEREF _Toc235908462 \h </w:instrText>
+        </w:r>
+        <w:r>
+          <w:rPr>
+            <w:noProof/>
+            <w:webHidden/>
+          </w:rPr>
+        </w:r>
+        <w:r>
+          <w:rPr>
+            <w:noProof/>
+            <w:webHidden/>
+          </w:rPr>
+          <w:fldChar w:fldCharType="separate"/>
+        </w:r>
+        <w:r>
+          <w:rPr>
+            <w:noProof/>
+            <w:webHidden/>
+          </w:rPr>
+          <w:t>4</w:t>
+        </w:r>
+        <w:r>
+          <w:rPr>
+            <w:noProof/>
+            <w:webHidden/>
+          </w:rPr>
+          <w:fldChar w:fldCharType="end"/>
+        </w:r>
+      </w:hyperlink>
+    </w:p>
+    <w:p>
+      <w:pPr>
+        <w:pStyle w:val="TDC2"/>
+        <w:tabs>
+          <w:tab w:val="right" w:leader="dot" w:pos="9736"/>
+        </w:tabs>
+        <w:rPr>
+          <w:noProof/>
+        </w:rPr>
+      </w:pPr>
+      <w:hyperlink w:anchor="_Toc235908463" w:history="1">
+        <w:r>
+          <w:rPr>
+            <w:rStyle w:val="Hipervnculo"/>
+            <w:noProof/>
+          </w:rPr>
+          <w:t>2.3 Dashboard (manual, separado)</w:t>
+        </w:r>
+        <w:r>
+          <w:rPr>
+            <w:noProof/>
+            <w:webHidden/>
+          </w:rPr>
+          <w:tab/>
+        </w:r>
+        <w:r>
+          <w:rPr>
+            <w:noProof/>
+            <w:webHidden/>
+          </w:rPr>
+          <w:fldChar w:fldCharType="begin"/>
+        </w:r>
+        <w:r>
+          <w:rPr>
+            <w:noProof/>
+            <w:webHidden/>
+          </w:rPr>
+          <w:instrText xml:space="preserve"> PAGEREF _Toc235908463 \h </w:instrText>
+        </w:r>
+        <w:r>
+          <w:rPr>
+            <w:noProof/>
+            <w:webHidden/>
+          </w:rPr>
+        </w:r>
+        <w:r>
+          <w:rPr>
+            <w:noProof/>
+            <w:webHidden/>
+          </w:rPr>
+          <w:fldChar w:fldCharType="separate"/>
+        </w:r>
+        <w:r>
+          <w:rPr>
+            <w:noProof/>
+            <w:webHidden/>
+          </w:rPr>
+          <w:t>5</w:t>
+        </w:r>
+        <w:r>
+          <w:rPr>
+            <w:noProof/>
+            <w:webHidden/>
+          </w:rPr>
+          <w:fldChar w:fldCharType="end"/>
+        </w:r>
+      </w:hyperlink>
+    </w:p>
+    <w:p>
+      <w:pPr>
+        <w:pStyle w:val="TDC2"/>
+        <w:tabs>
+          <w:tab w:val="right" w:leader="dot" w:pos="9736"/>
+        </w:tabs>
+        <w:rPr>
+          <w:noProof/>
+        </w:rPr>
+      </w:pPr>
+      <w:hyperlink w:anchor="_Toc235908464" w:history="1">
+        <w:r>
+          <w:rPr>
+            <w:rStyle w:val="Hipervnculo"/>
+            <w:noProof/>
+          </w:rPr>
+          <w:t>2.4 Rollback</w:t>
+        </w:r>
+        <w:r>
+          <w:rPr>
+            <w:noProof/>
+            <w:webHidden/>
+          </w:rPr>
+          <w:tab/>
+        </w:r>
+        <w:r>
+          <w:rPr>
+            <w:noProof/>
+            <w:webHidden/>
+          </w:rPr>
+          <w:fldChar w:fldCharType="begin"/>
+        </w:r>
+        <w:r>
+          <w:rPr>
+            <w:noProof/>
+            <w:webHidden/>
+          </w:rPr>
+          <w:instrText xml:space="preserve"> PAGEREF _Toc235908464 \h </w:instrText>
+        </w:r>
+        <w:r>
+          <w:rPr>
+            <w:noProof/>
+            <w:webHidden/>
+          </w:rPr>
+        </w:r>
+        <w:r>
+          <w:rPr>
+            <w:noProof/>
+            <w:webHidden/>
+          </w:rPr>
+          <w:fldChar w:fldCharType="separate"/>
+        </w:r>
+        <w:r>
+          <w:rPr>
+            <w:noProof/>
+            <w:webHidden/>
+          </w:rPr>
+          <w:t>5</w:t>
+        </w:r>
+        <w:r>
+          <w:rPr>
+            <w:noProof/>
+            <w:webHidden/>
+          </w:rPr>
+          <w:fldChar w:fldCharType="end"/>
+        </w:r>
+      </w:hyperlink>
+    </w:p>
+    <w:p>
+      <w:pPr>
+        <w:pStyle w:val="TDC1"/>
+        <w:tabs>
+          <w:tab w:val="right" w:leader="dot" w:pos="9736"/>
+        </w:tabs>
+        <w:rPr>
+          <w:noProof/>
+        </w:rPr>
+      </w:pPr>
+      <w:hyperlink w:anchor="_Toc235908465" w:history="1">
+        <w:r>
+          <w:rPr>
+            <w:rStyle w:val="Hipervnculo"/>
+            <w:noProof/>
+          </w:rPr>
+          <w:t>3. Configuración obligatoria</w:t>
+        </w:r>
+        <w:r>
+          <w:rPr>
+            <w:noProof/>
+            <w:webHidden/>
+          </w:rPr>
+          <w:tab/>
+        </w:r>
+        <w:r>
+          <w:rPr>
+            <w:noProof/>
+            <w:webHidden/>
+          </w:rPr>
+          <w:fldChar w:fldCharType="begin"/>
+        </w:r>
+        <w:r>
+          <w:rPr>
+            <w:noProof/>
+            <w:webHidden/>
+          </w:rPr>
+          <w:instrText xml:space="preserve"> PAGEREF _Toc235908465 \h </w:instrText>
+        </w:r>
+        <w:r>
+          <w:rPr>
+            <w:noProof/>
+            <w:webHidden/>
+          </w:rPr>
+        </w:r>
+        <w:r>
+          <w:rPr>
+            <w:noProof/>
+            <w:webHidden/>
+          </w:rPr>
+          <w:fldChar w:fldCharType="separate"/>
+        </w:r>
+        <w:r>
+          <w:rPr>
+            <w:noProof/>
+            <w:webHidden/>
+          </w:rPr>
+          <w:t>5</w:t>
+        </w:r>
+        <w:r>
+          <w:rPr>
+            <w:noProof/>
+            <w:webHidden/>
+          </w:rPr>
+          <w:fldChar w:fldCharType="end"/>
+        </w:r>
+      </w:hyperlink>
+    </w:p>
+    <w:p>
+      <w:pPr>
+        <w:pStyle w:val="TDC2"/>
+        <w:tabs>
+          <w:tab w:val="right" w:leader="dot" w:pos="9736"/>
+        </w:tabs>
+        <w:rPr>
+          <w:noProof/>
+        </w:rPr>
+      </w:pPr>
+      <w:hyperlink w:anchor="_Toc235908466" w:history="1">
+        <w:r>
+          <w:rPr>
+            <w:rStyle w:val="Hipervnculo"/>
+            <w:noProof/>
+            <w:lang w:val="es-EC"/>
+          </w:rPr>
+          <w:t>3.1 api-integra-esavi/.env (valores clave)</w:t>
+        </w:r>
+        <w:r>
+          <w:rPr>
+            <w:noProof/>
+            <w:webHidden/>
+          </w:rPr>
+          <w:tab/>
+        </w:r>
+        <w:r>
+          <w:rPr>
+            <w:noProof/>
+            <w:webHidden/>
+          </w:rPr>
+          <w:fldChar w:fldCharType="begin"/>
+        </w:r>
+        <w:r>
+          <w:rPr>
+            <w:noProof/>
+            <w:webHidden/>
+          </w:rPr>
+          <w:instrText xml:space="preserve"> PAGEREF _Toc235908466 \h </w:instrText>
+        </w:r>
+        <w:r>
+          <w:rPr>
+            <w:noProof/>
+            <w:webHidden/>
+          </w:rPr>
+        </w:r>
+        <w:r>
+          <w:rPr>
+            <w:noProof/>
+            <w:webHidden/>
+          </w:rPr>
+          <w:fldChar w:fldCharType="separate"/>
+        </w:r>
+        <w:r>
+          <w:rPr>
+            <w:noProof/>
+            <w:webHidden/>
+          </w:rPr>
+          <w:t>5</w:t>
+        </w:r>
+        <w:r>
+          <w:rPr>
+            <w:noProof/>
+            <w:webHidden/>
+          </w:rPr>
+          <w:fldChar w:fldCharType="end"/>
+        </w:r>
+      </w:hyperlink>
+    </w:p>
+    <w:p>
+      <w:pPr>
+        <w:pStyle w:val="TDC2"/>
+        <w:tabs>
+          <w:tab w:val="right" w:leader="dot" w:pos="9736"/>
+        </w:tabs>
+        <w:rPr>
+          <w:noProof/>
+        </w:rPr>
+      </w:pPr>
+      <w:hyperlink w:anchor="_Toc235908467" w:history="1">
+        <w:r>
+          <w:rPr>
+            <w:rStyle w:val="Hipervnculo"/>
+            <w:noProof/>
+          </w:rPr>
+          <w:t>3.2 app-integra-esavi/.env</w:t>
+        </w:r>
+        <w:r>
+          <w:rPr>
+            <w:noProof/>
+            <w:webHidden/>
+          </w:rPr>
+          <w:tab/>
+        </w:r>
+        <w:r>
+          <w:rPr>
+            <w:noProof/>
+            <w:webHidden/>
+          </w:rPr>
+          <w:fldChar w:fldCharType="begin"/>
+        </w:r>
+        <w:r>
+          <w:rPr>
+            <w:noProof/>
+            <w:webHidden/>
+          </w:rPr>
+          <w:instrText xml:space="preserve"> PAGEREF _Toc235908467 \h </w:instrText>
+        </w:r>
+        <w:r>
+          <w:rPr>
+            <w:noProof/>
+            <w:webHidden/>
+          </w:rPr>
+        </w:r>
+        <w:r>
+          <w:rPr>
+            <w:noProof/>
+            <w:webHidden/>
+          </w:rPr>
+          <w:fldChar w:fldCharType="separate"/>
+        </w:r>
+        <w:r>
+          <w:rPr>
+            <w:noProof/>
+            <w:webHidden/>
+          </w:rPr>
+          <w:t>5</w:t>
+        </w:r>
+        <w:r>
+          <w:rPr>
+            <w:noProof/>
+            <w:webHidden/>
+          </w:rPr>
+          <w:fldChar w:fldCharType="end"/>
+        </w:r>
+      </w:hyperlink>
+    </w:p>
+    <w:p>
+      <w:pPr>
+        <w:pStyle w:val="TDC2"/>
+        <w:tabs>
+          <w:tab w:val="right" w:leader="dot" w:pos="9736"/>
+        </w:tabs>
+        <w:rPr>
+          <w:noProof/>
+        </w:rPr>
+      </w:pPr>
+      <w:hyperlink w:anchor="_Toc235908468" w:history="1">
+        <w:r>
+          <w:rPr>
+            <w:rStyle w:val="Hipervnculo"/>
+            <w:noProof/>
+          </w:rPr>
+          <w:t>3.3 dash-integra-esavi/.env</w:t>
+        </w:r>
+        <w:r>
+          <w:rPr>
+            <w:noProof/>
+            <w:webHidden/>
+          </w:rPr>
+          <w:tab/>
+        </w:r>
+        <w:r>
+          <w:rPr>
+            <w:noProof/>
+            <w:webHidden/>
+          </w:rPr>
+          <w:fldChar w:fldCharType="begin"/>
+        </w:r>
+        <w:r>
+          <w:rPr>
+            <w:noProof/>
+            <w:webHidden/>
+          </w:rPr>
+          <w:instrText xml:space="preserve"> PAGEREF _Toc235908468 \h </w:instrText>
+        </w:r>
+        <w:r>
+          <w:rPr>
+            <w:noProof/>
+            <w:webHidden/>
+          </w:rPr>
+        </w:r>
+        <w:r>
+          <w:rPr>
+            <w:noProof/>
+            <w:webHidden/>
+          </w:rPr>
+          <w:fldChar w:fldCharType="separate"/>
+        </w:r>
+        <w:r>
+          <w:rPr>
+            <w:noProof/>
+            <w:webHidden/>
+          </w:rPr>
+          <w:t>5</w:t>
+        </w:r>
+        <w:r>
+          <w:rPr>
+            <w:noProof/>
+            <w:webHidden/>
+          </w:rPr>
+          <w:fldChar w:fldCharType="end"/>
+        </w:r>
+      </w:hyperlink>
+    </w:p>
+    <w:p>
+      <w:pPr>
+        <w:pStyle w:val="TDC1"/>
+        <w:tabs>
+          <w:tab w:val="right" w:leader="dot" w:pos="9736"/>
+        </w:tabs>
+        <w:rPr>
+          <w:noProof/>
+        </w:rPr>
+      </w:pPr>
+      <w:hyperlink w:anchor="_Toc235908469" w:history="1">
+        <w:r>
+          <w:rPr>
+            <w:rStyle w:val="Hipervnculo"/>
+            <w:noProof/>
+            <w:lang w:val="es-EC"/>
+          </w:rPr>
+          <w:t>4. Credenciales externas que deben solicitarse</w:t>
+        </w:r>
+        <w:r>
+          <w:rPr>
+            <w:noProof/>
+            <w:webHidden/>
+          </w:rPr>
+          <w:tab/>
+        </w:r>
+        <w:r>
+          <w:rPr>
+            <w:noProof/>
+            <w:webHidden/>
+          </w:rPr>
+          <w:fldChar w:fldCharType="begin"/>
+        </w:r>
+        <w:r>
+          <w:rPr>
+            <w:noProof/>
+            <w:webHidden/>
+          </w:rPr>
+          <w:instrText xml:space="preserve"> PAGEREF _Toc235908469 \h </w:instrText>
+        </w:r>
+        <w:r>
+          <w:rPr>
+            <w:noProof/>
+            <w:webHidden/>
+          </w:rPr>
+        </w:r>
+        <w:r>
+          <w:rPr>
+            <w:noProof/>
+            <w:webHidden/>
+          </w:rPr>
+          <w:fldChar w:fldCharType="separate"/>
+        </w:r>
+        <w:r>
+          <w:rPr>
+            <w:noProof/>
+            <w:webHidden/>
+          </w:rPr>
+          <w:t>6</w:t>
+        </w:r>
+        <w:r>
+          <w:rPr>
+            <w:noProof/>
+            <w:webHidden/>
+          </w:rPr>
+          <w:fldChar w:fldCharType="end"/>
+        </w:r>
+      </w:hyperlink>
+    </w:p>
+    <w:p>
+      <w:pPr>
+        <w:pStyle w:val="TDC2"/>
+        <w:tabs>
+          <w:tab w:val="right" w:leader="dot" w:pos="9736"/>
+        </w:tabs>
+        <w:rPr>
+          <w:noProof/>
+        </w:rPr>
+      </w:pPr>
+      <w:hyperlink w:anchor="_Toc235908470" w:history="1">
+        <w:r>
+          <w:rPr>
+            <w:rStyle w:val="Hipervnculo"/>
+            <w:noProof/>
+          </w:rPr>
+          <w:t>4.1 MedDRA (WHO-UMC / MSSO)</w:t>
+        </w:r>
+        <w:r>
+          <w:rPr>
+            <w:noProof/>
+            <w:webHidden/>
+          </w:rPr>
+          <w:tab/>
+        </w:r>
+        <w:r>
+          <w:rPr>
+            <w:noProof/>
+            <w:webHidden/>
+          </w:rPr>
+          <w:fldChar w:fldCharType="begin"/>
+        </w:r>
+        <w:r>
+          <w:rPr>
+            <w:noProof/>
+            <w:webHidden/>
+          </w:rPr>
+          <w:instrText xml:space="preserve"> PAGEREF _Toc235908470 \h </w:instrText>
+        </w:r>
+        <w:r>
+          <w:rPr>
+            <w:noProof/>
+            <w:webHidden/>
+          </w:rPr>
+        </w:r>
+        <w:r>
+          <w:rPr>
+            <w:noProof/>
+            <w:webHidden/>
+          </w:rPr>
+          <w:fldChar w:fldCharType="separate"/>
+        </w:r>
+        <w:r>
+          <w:rPr>
+            <w:noProof/>
+            <w:webHidden/>
+          </w:rPr>
+          <w:t>6</w:t>
+        </w:r>
+        <w:r>
+          <w:rPr>
+            <w:noProof/>
+            <w:webHidden/>
+          </w:rPr>
+          <w:fldChar w:fldCharType="end"/>
+        </w:r>
+      </w:hyperlink>
+    </w:p>
+    <w:p>
+      <w:pPr>
+        <w:pStyle w:val="TDC2"/>
+        <w:tabs>
+          <w:tab w:val="right" w:leader="dot" w:pos="9736"/>
+        </w:tabs>
+        <w:rPr>
+          <w:noProof/>
+        </w:rPr>
+      </w:pPr>
+      <w:hyperlink w:anchor="_Toc235908471" w:history="1">
+        <w:r>
+          <w:rPr>
+            <w:rStyle w:val="Hipervnculo"/>
+            <w:noProof/>
+          </w:rPr>
+          <w:t>4.2 WHODrug (WHO-UMC)</w:t>
+        </w:r>
+        <w:r>
+          <w:rPr>
+            <w:noProof/>
+            <w:webHidden/>
+          </w:rPr>
+          <w:tab/>
+        </w:r>
+        <w:r>
+          <w:rPr>
+            <w:noProof/>
+            <w:webHidden/>
+          </w:rPr>
+          <w:fldChar w:fldCharType="begin"/>
+        </w:r>
+        <w:r>
+          <w:rPr>
+            <w:noProof/>
+            <w:webHidden/>
+          </w:rPr>
+          <w:instrText xml:space="preserve"> PAGEREF _Toc235908471 \h </w:instrText>
+        </w:r>
+        <w:r>
+          <w:rPr>
+            <w:noProof/>
+            <w:webHidden/>
+          </w:rPr>
+        </w:r>
+        <w:r>
+          <w:rPr>
+            <w:noProof/>
+            <w:webHidden/>
+          </w:rPr>
+          <w:fldChar w:fldCharType="separate"/>
+        </w:r>
+        <w:r>
+          <w:rPr>
+            <w:noProof/>
+            <w:webHidden/>
+          </w:rPr>
+          <w:t>6</w:t>
+        </w:r>
+        <w:r>
+          <w:rPr>
+            <w:noProof/>
+            <w:webHidden/>
+          </w:rPr>
+          <w:fldChar w:fldCharType="end"/>
+        </w:r>
+      </w:hyperlink>
+    </w:p>
+    <w:p>
+      <w:pPr>
+        <w:pStyle w:val="TDC2"/>
+        <w:tabs>
+          <w:tab w:val="right" w:leader="dot" w:pos="9736"/>
+        </w:tabs>
+        <w:rPr>
+          <w:noProof/>
+        </w:rPr>
+      </w:pPr>
+      <w:hyperlink w:anchor="_Toc235908472" w:history="1">
+        <w:r>
+          <w:rPr>
+            <w:rStyle w:val="Hipervnculo"/>
+            <w:noProof/>
+          </w:rPr>
+          <w:t>4.3 VigiFlow (WHO-UMC)</w:t>
+        </w:r>
+        <w:r>
+          <w:rPr>
+            <w:noProof/>
+            <w:webHidden/>
+          </w:rPr>
+          <w:tab/>
+        </w:r>
+        <w:r>
+          <w:rPr>
+            <w:noProof/>
+            <w:webHidden/>
+          </w:rPr>
+          <w:fldChar w:fldCharType="begin"/>
+        </w:r>
+        <w:r>
+          <w:rPr>
+            <w:noProof/>
+            <w:webHidden/>
+          </w:rPr>
+          <w:instrText xml:space="preserve"> PAGEREF _Toc235908472 \h </w:instrText>
+        </w:r>
+        <w:r>
+          <w:rPr>
+            <w:noProof/>
+            <w:webHidden/>
+          </w:rPr>
+        </w:r>
+        <w:r>
+          <w:rPr>
+            <w:noProof/>
+            <w:webHidden/>
+          </w:rPr>
+          <w:fldChar w:fldCharType="separate"/>
+        </w:r>
+        <w:r>
+          <w:rPr>
+            <w:noProof/>
+            <w:webHidden/>
+          </w:rPr>
+          <w:t>6</w:t>
+        </w:r>
+        <w:r>
+          <w:rPr>
+            <w:noProof/>
+            <w:webHidden/>
+          </w:rPr>
+          <w:fldChar w:fldCharType="end"/>
+        </w:r>
+      </w:hyperlink>
+    </w:p>
+    <w:p>
+      <w:pPr>
+        <w:pStyle w:val="TDC1"/>
+        <w:tabs>
+          <w:tab w:val="right" w:leader="dot" w:pos="9736"/>
+        </w:tabs>
+        <w:rPr>
+          <w:noProof/>
+        </w:rPr>
+      </w:pPr>
+      <w:hyperlink w:anchor="_Toc235908473" w:history="1">
+        <w:r>
+          <w:rPr>
+            <w:rStyle w:val="Hipervnculo"/>
+            <w:noProof/>
+          </w:rPr>
+          <w:t>5. Consideraciones de producción</w:t>
+        </w:r>
+        <w:r>
+          <w:rPr>
+            <w:noProof/>
+            <w:webHidden/>
+          </w:rPr>
+          <w:tab/>
+        </w:r>
+        <w:r>
+          <w:rPr>
+            <w:noProof/>
+            <w:webHidden/>
+          </w:rPr>
+          <w:fldChar w:fldCharType="begin"/>
+        </w:r>
+        <w:r>
+          <w:rPr>
+            <w:noProof/>
+            <w:webHidden/>
+          </w:rPr>
+          <w:instrText xml:space="preserve"> PAGEREF _Toc235908473 \h </w:instrText>
+        </w:r>
+        <w:r>
+          <w:rPr>
+            <w:noProof/>
+            <w:webHidden/>
+          </w:rPr>
+        </w:r>
+        <w:r>
+          <w:rPr>
+            <w:noProof/>
+            <w:webHidden/>
+          </w:rPr>
+          <w:fldChar w:fldCharType="separate"/>
+        </w:r>
+        <w:r>
+          <w:rPr>
+            <w:noProof/>
+            <w:webHidden/>
+          </w:rPr>
+          <w:t>6</w:t>
+        </w:r>
+        <w:r>
+          <w:rPr>
+            <w:noProof/>
+            <w:webHidden/>
+          </w:rPr>
+          <w:fldChar w:fldCharType="end"/>
+        </w:r>
+      </w:hyperlink>
+    </w:p>
+    <w:p>
+      <w:pPr>
+        <w:pStyle w:val="TDC1"/>
+        <w:tabs>
+          <w:tab w:val="right" w:leader="dot" w:pos="9736"/>
+        </w:tabs>
+        <w:rPr>
+          <w:noProof/>
+        </w:rPr>
+      </w:pPr>
+      <w:hyperlink w:anchor="_Toc235908474" w:history="1">
+        <w:r>
+          <w:rPr>
+            <w:rStyle w:val="Hipervnculo"/>
+            <w:noProof/>
+          </w:rPr>
+          <w:t>6. Checklist de Go-Live</w:t>
+        </w:r>
+        <w:r>
+          <w:rPr>
+            <w:noProof/>
+            <w:webHidden/>
+          </w:rPr>
+          <w:tab/>
+        </w:r>
+        <w:r>
+          <w:rPr>
+            <w:noProof/>
+            <w:webHidden/>
+          </w:rPr>
+          <w:fldChar w:fldCharType="begin"/>
+        </w:r>
+        <w:r>
+          <w:rPr>
+            <w:noProof/>
+            <w:webHidden/>
+          </w:rPr>
+          <w:instrText xml:space="preserve"> PAGEREF _Toc235908474 \h </w:instrText>
+        </w:r>
+        <w:r>
+          <w:rPr>
+            <w:noProof/>
+            <w:webHidden/>
+          </w:rPr>
+        </w:r>
+        <w:r>
+          <w:rPr>
+            <w:noProof/>
+            <w:webHidden/>
+          </w:rPr>
+          <w:fldChar w:fldCharType="separate"/>
+        </w:r>
+        <w:r>
+          <w:rPr>
+            <w:noProof/>
+            <w:webHidden/>
+          </w:rPr>
+          <w:t>7</w:t>
+        </w:r>
+        <w:r>
+          <w:rPr>
+            <w:noProof/>
+            <w:webHidden/>
+          </w:rPr>
+          <w:fldChar w:fldCharType="end"/>
+        </w:r>
+      </w:hyperlink>
+    </w:p>
+    <w:p>
+      <w:pPr>
+        <w:pStyle w:val="TDC1"/>
+        <w:tabs>
+          <w:tab w:val="right" w:leader="dot" w:pos="9736"/>
+        </w:tabs>
+        <w:rPr>
+          <w:noProof/>
+        </w:rPr>
+      </w:pPr>
+      <w:hyperlink w:anchor="_Toc235908475" w:history="1">
+        <w:r>
+          <w:rPr>
+            <w:rStyle w:val="Hipervnculo"/>
+            <w:noProof/>
+          </w:rPr>
+          <w:t>Control de Versión y Aprobación</w:t>
+        </w:r>
+        <w:r>
+          <w:rPr>
+            <w:noProof/>
+            <w:webHidden/>
+          </w:rPr>
+          <w:tab/>
+        </w:r>
+        <w:r>
+          <w:rPr>
+            <w:noProof/>
+            <w:webHidden/>
+          </w:rPr>
+          <w:fldChar w:fldCharType="begin"/>
+        </w:r>
+        <w:r>
+          <w:rPr>
+            <w:noProof/>
+            <w:webHidden/>
+          </w:rPr>
+          <w:instrText xml:space="preserve"> PAGEREF _Toc235908475 \h </w:instrText>
+        </w:r>
+        <w:r>
+          <w:rPr>
+            <w:noProof/>
+            <w:webHidden/>
+          </w:rPr>
+        </w:r>
+        <w:r>
+          <w:rPr>
+            <w:noProof/>
+            <w:webHidden/>
+          </w:rPr>
+          <w:fldChar w:fldCharType="separate"/>
+        </w:r>
+        <w:r>
+          <w:rPr>
+            <w:noProof/>
+            <w:webHidden/>
+          </w:rPr>
+          <w:t>8</w:t>
+        </w:r>
+        <w:r>
+          <w:rPr>
+            <w:noProof/>
+            <w:webHidden/>
+          </w:rPr>
+          <w:fldChar w:fldCharType="end"/>
+        </w:r>
+      </w:hyperlink>
+    </w:p>
+    <w:p>
+      <w:r>
+        <w:fldChar w:fldCharType="end"/>
+      </w:r>
+    </w:p>
+    <w:p>
+      <w:r>
+        <w:br w:type="page"/>
+      </w:r>
+    </w:p>
+    <w:p>
+      <w:pPr>
+        <w:pStyle w:val="Ttulo1"/>
+      </w:pPr>
+      <w:bookmarkStart w:id="1" w:name="_Toc235908459"/>
+      <w:r>
+        <w:lastRenderedPageBreak/>
         <w:t>1. Arquitectura</w:t>
       </w:r>
+      <w:bookmarkEnd w:id="1"/>
     </w:p>
     <w:tbl>
       <w:tblPr>
@@ -544,10 +1528,7 @@
               <w:cnfStyle w:val="000000010000" w:firstRow="0" w:lastRow="0" w:firstColumn="0" w:lastColumn="0" w:oddVBand="0" w:evenVBand="0" w:oddHBand="0" w:evenHBand="1" w:firstRowFirstColumn="0" w:firstRowLastColumn="0" w:lastRowFirstColumn="0" w:lastRowLastColumn="0"/>
             </w:pPr>
             <w:r>
-              <w:t xml:space="preserve">Build servido por Vite </w:t>
-            </w:r>
-            <w:r>
-              <w:t>preview</w:t>
+              <w:t>Build servido por Vite preview</w:t>
             </w:r>
           </w:p>
         </w:tc>
@@ -759,9 +1740,7 @@
       </w:r>
       <w:r>
         <w:rPr>
-          <w:rFonts w:ascii="Consolas" w:hAnsi="Consolas"/>
           <w:color w:val="B43737"/>
-          <w:sz w:val="19"/>
           <w:lang w:val="es-EC"/>
         </w:rPr>
         <w:t>pnpm@9.12.1</w:t>
@@ -770,13 +1749,7 @@
         <w:rPr>
           <w:lang w:val="es-EC"/>
         </w:rPr>
-        <w:t xml:space="preserve">, PM2 global, </w:t>
-      </w:r>
-      <w:r>
-        <w:rPr>
-          <w:lang w:val="es-EC"/>
-        </w:rPr>
-        <w:t>Docker Engine +</w:t>
+        <w:t>, PM2 global, Docker Engine +</w:t>
       </w:r>
     </w:p>
     <w:p>
@@ -799,19 +1772,23 @@
     </w:p>
     <w:p>
       <w:pPr>
-        <w:pStyle w:val="Ttulo2"/>
-      </w:pPr>
+        <w:pStyle w:val="Ttulo1"/>
+      </w:pPr>
+      <w:bookmarkStart w:id="2" w:name="_Toc235908460"/>
       <w:r>
         <w:t>2. Plan de despliegue</w:t>
       </w:r>
+      <w:bookmarkEnd w:id="2"/>
     </w:p>
     <w:p>
       <w:pPr>
-        <w:pStyle w:val="Ttulo3"/>
-      </w:pPr>
+        <w:pStyle w:val="Ttulo2"/>
+      </w:pPr>
+      <w:bookmarkStart w:id="3" w:name="_Toc235908461"/>
       <w:r>
         <w:t>2.1 Primera vez</w:t>
       </w:r>
+      <w:bookmarkEnd w:id="3"/>
     </w:p>
     <w:p>
       <w:pPr>
@@ -856,9 +1833,7 @@
       </w:r>
       <w:r>
         <w:rPr>
-          <w:rFonts w:ascii="Consolas" w:hAnsi="Consolas"/>
           <w:color w:val="B43737"/>
-          <w:sz w:val="19"/>
           <w:lang w:val="es-EC"/>
         </w:rPr>
         <w:t>.env</w:t>
@@ -871,9 +1846,7 @@
       </w:r>
       <w:r>
         <w:rPr>
-          <w:rFonts w:ascii="Consolas" w:hAnsi="Consolas"/>
           <w:color w:val="B43737"/>
-          <w:sz w:val="19"/>
           <w:lang w:val="es-EC"/>
         </w:rPr>
         <w:t>api-integra-esavi</w:t>
@@ -886,9 +1859,7 @@
       </w:r>
       <w:r>
         <w:rPr>
-          <w:rFonts w:ascii="Consolas" w:hAnsi="Consolas"/>
           <w:color w:val="B43737"/>
-          <w:sz w:val="19"/>
           <w:lang w:val="es-EC"/>
         </w:rPr>
         <w:t>app-integra-esavi</w:t>
@@ -915,9 +1886,7 @@
       </w:r>
       <w:r>
         <w:rPr>
-          <w:rFonts w:ascii="Consolas" w:hAnsi="Consolas"/>
           <w:color w:val="B43737"/>
-          <w:sz w:val="19"/>
           <w:lang w:val="es-EC"/>
         </w:rPr>
         <w:t>PROD_ENCRYPTION_KEY</w:t>
@@ -950,109 +1919,55 @@
         <w:t>Build + arranque:</w:t>
       </w:r>
     </w:p>
-    <w:tbl>
-      <w:tblPr>
-        <w:tblStyle w:val="Tablaconcuadrcula"/>
-        <w:tblW w:w="0" w:type="auto"/>
-        <w:tblLook w:val="04A0" w:firstRow="1" w:lastRow="0" w:firstColumn="1" w:lastColumn="0" w:noHBand="0" w:noVBand="1"/>
-      </w:tblPr>
-      <w:tblGrid>
-        <w:gridCol w:w="9746"/>
-      </w:tblGrid>
-      <w:tr>
-        <w:tc>
-          <w:tcPr>
-            <w:tcW w:w="9746" w:type="dxa"/>
-            <w:shd w:val="clear" w:color="auto" w:fill="2B2B2B"/>
-          </w:tcPr>
-          <w:p>
-            <w:r>
-              <w:rPr>
-                <w:rFonts w:ascii="Consolas" w:hAnsi="Consolas"/>
-                <w:color w:val="E8E8E8"/>
-                <w:sz w:val="18"/>
-              </w:rPr>
-              <w:t xml:space="preserve">   cd workspace/api-integra-esa</w:t>
-            </w:r>
-            <w:r>
-              <w:rPr>
-                <w:rFonts w:ascii="Consolas" w:hAnsi="Consolas"/>
-                <w:color w:val="E8E8E8"/>
-                <w:sz w:val="18"/>
-              </w:rPr>
-              <w:t>vi &amp;&amp; pnpm install &amp;&amp; pnpm build</w:t>
-            </w:r>
-          </w:p>
-          <w:p>
-            <w:r>
-              <w:rPr>
-                <w:rFonts w:ascii="Consolas" w:hAnsi="Consolas"/>
-                <w:color w:val="E8E8E8"/>
-                <w:sz w:val="18"/>
-              </w:rPr>
-              <w:t xml:space="preserve">   cd ../app-integra-esavi &amp;&amp; pnpm install &amp;&amp; pnpm build</w:t>
-            </w:r>
-          </w:p>
-          <w:p>
-            <w:r>
-              <w:rPr>
-                <w:rFonts w:ascii="Consolas" w:hAnsi="Consolas"/>
-                <w:color w:val="E8E8E8"/>
-                <w:sz w:val="18"/>
-              </w:rPr>
-              <w:t xml:space="preserve">   cd .. &amp;&amp; pm2 start ecosystem.json &amp;&amp; pm2 save &amp;&amp; pm2 startup</w:t>
-            </w:r>
-          </w:p>
-        </w:tc>
-      </w:tr>
-    </w:tbl>
     <w:p>
       <w:pPr>
-        <w:spacing w:after="40"/>
-      </w:pPr>
+        <w:pStyle w:val="Cdigo"/>
+      </w:pPr>
+      <w:r>
+        <w:t xml:space="preserve">   cd workspace/api-integra-esavi &amp;&amp; pnpm install &amp;&amp; pnpm build</w:t>
+      </w:r>
+      <w:r>
+        <w:br/>
+        <w:t xml:space="preserve">   cd ../app-integra-esavi &amp;&amp; pnpm install &amp;&amp; pnpm build</w:t>
+      </w:r>
+      <w:r>
+        <w:br/>
+        <w:t xml:space="preserve">   cd .. &amp;&amp; pm2 start ecosystem.json &amp;&amp; pm2 save &amp;&amp; pm2 startup</w:t>
+      </w:r>
     </w:p>
     <w:p>
       <w:pPr>
-        <w:pStyle w:val="Listaconnmeros"/>
-        <w:rPr>
-          <w:lang w:val="es-EC"/>
-        </w:rPr>
-      </w:pPr>
-      <w:r>
-        <w:rPr>
-          <w:lang w:val="es-EC"/>
-        </w:rPr>
-        <w:t>Cargar credenciales reales (DHIS2, VigiFlow, WHODrug, MedDRA) en el módulo</w:t>
-      </w:r>
+        <w:spacing w:after="40"/>
+      </w:pPr>
     </w:p>
     <w:p>
-      <w:r>
-        <w:rPr>
-          <w:b/>
-        </w:rPr>
-        <w:t>Parámetros</w:t>
-      </w:r>
-      <w:r>
-        <w:t xml:space="preserve"> (sección 4).</w:t>
+      <w:pPr>
+        <w:pStyle w:val="Listaconnmeros"/>
+        <w:rPr>
+          <w:lang w:val="es-EC"/>
+        </w:rPr>
+      </w:pPr>
+      <w:r>
+        <w:rPr>
+          <w:lang w:val="es-EC"/>
+        </w:rPr>
+        <w:t>Cargar credenciales reales (DHIS2, VigiFlow, WHODrug, MedDRA) en el módulo</w:t>
       </w:r>
     </w:p>
     <w:p>
-      <w:pPr>
-        <w:pStyle w:val="Listaconnmeros"/>
-        <w:rPr>
-          <w:lang w:val="es-EC"/>
-        </w:rPr>
-      </w:pPr>
-      <w:r>
-        <w:rPr>
-          <w:lang w:val="es-EC"/>
-        </w:rPr>
-        <w:t>Desplegar el dashboard (2.3) solo después de que exista el datamart.</w:t>
+      <w:r>
+        <w:rPr>
+          <w:b/>
+        </w:rPr>
+        <w:t>Parámetros</w:t>
+      </w:r>
+      <w:r>
+        <w:t xml:space="preserve"> (sección 4).</w:t>
       </w:r>
     </w:p>
     <w:p>
       <w:pPr>
-        <w:pStyle w:val="Ttulo3"/>
+        <w:pStyle w:val="Listaconnmeros"/>
         <w:rPr>
           <w:lang w:val="es-EC"/>
         </w:rPr>
@@ -1061,337 +1976,266 @@
         <w:rPr>
           <w:lang w:val="es-EC"/>
         </w:rPr>
-        <w:t>2.2 Nuevas versiones (API + app-web)</w:t>
-      </w:r>
-    </w:p>
-    <w:tbl>
-      <w:tblPr>
-        <w:tblStyle w:val="Tablaconcuadrcula"/>
-        <w:tblW w:w="0" w:type="auto"/>
-        <w:tblLook w:val="04A0" w:firstRow="1" w:lastRow="0" w:firstColumn="1" w:lastColumn="0" w:noHBand="0" w:noVBand="1"/>
-      </w:tblPr>
-      <w:tblGrid>
-        <w:gridCol w:w="9746"/>
-      </w:tblGrid>
-      <w:tr>
-        <w:tc>
-          <w:tcPr>
-            <w:tcW w:w="9746" w:type="dxa"/>
-            <w:shd w:val="clear" w:color="auto" w:fill="2B2B2B"/>
-          </w:tcPr>
-          <w:p>
-            <w:r>
-              <w:rPr>
-                <w:rFonts w:ascii="Consolas" w:hAnsi="Consolas"/>
-                <w:color w:val="E8E8E8"/>
-                <w:sz w:val="18"/>
-              </w:rPr>
-              <w:t>cd workspace &amp;&amp; ./deploy.sh</w:t>
-            </w:r>
-          </w:p>
-        </w:tc>
-      </w:tr>
-    </w:tbl>
-    <w:p>
-      <w:pPr>
-        <w:spacing w:after="40"/>
-      </w:pPr>
+        <w:t>Desplegar el dashboard (2.3) solo después de que exista el datamart.</w:t>
+      </w:r>
     </w:p>
     <w:p>
-      <w:r>
-        <w:rPr>
-          <w:rFonts w:ascii="Consolas" w:hAnsi="Consolas"/>
-          <w:color w:val="B43737"/>
-          <w:sz w:val="19"/>
-        </w:rPr>
-        <w:t>deploy.sh</w:t>
-      </w:r>
-      <w:r>
-        <w:t xml:space="preserve"> hace: </w:t>
-      </w:r>
-      <w:r>
-        <w:rPr>
-          <w:rFonts w:ascii="Consolas" w:hAnsi="Consolas"/>
-          <w:color w:val="B43737"/>
-          <w:sz w:val="19"/>
-        </w:rPr>
-        <w:t>git pull</w:t>
-      </w:r>
-      <w:r>
-        <w:t xml:space="preserve"> → build de API y app-web → </w:t>
-      </w:r>
-      <w:r>
-        <w:rPr>
-          <w:rFonts w:ascii="Consolas" w:hAnsi="Consolas"/>
-          <w:color w:val="B43737"/>
-          <w:sz w:val="19"/>
-        </w:rPr>
-        <w:t>pm2 restart ecosystem.json</w:t>
-      </w:r>
-      <w:r>
-        <w:t>.</w:t>
-      </w:r>
+      <w:pPr>
+        <w:pStyle w:val="Ttulo2"/>
+        <w:rPr>
+          <w:lang w:val="es-EC"/>
+        </w:rPr>
+      </w:pPr>
+      <w:bookmarkStart w:id="4" w:name="_Toc235908462"/>
+      <w:r>
+        <w:rPr>
+          <w:lang w:val="es-EC"/>
+        </w:rPr>
+        <w:t>2.2 Nuevas versiones (API + app-web)</w:t>
+      </w:r>
+      <w:bookmarkEnd w:id="4"/>
     </w:p>
     <w:p>
       <w:pPr>
-        <w:rPr>
-          <w:lang w:val="es-EC"/>
-        </w:rPr>
-      </w:pPr>
-      <w:r>
-        <w:rPr>
-          <w:lang w:val="es-EC"/>
-        </w:rPr>
-        <w:lastRenderedPageBreak/>
-        <w:t xml:space="preserve">Verificación: </w:t>
-      </w:r>
-      <w:r>
-        <w:rPr>
-          <w:rFonts w:ascii="Consolas" w:hAnsi="Consolas"/>
-          <w:color w:val="B43737"/>
-          <w:sz w:val="19"/>
-          <w:lang w:val="es-EC"/>
-        </w:rPr>
-        <w:t>pm2 status</w:t>
-      </w:r>
-      <w:r>
-        <w:rPr>
-          <w:lang w:val="es-EC"/>
-        </w:rPr>
-        <w:t xml:space="preserve">, </w:t>
-      </w:r>
-      <w:r>
-        <w:rPr>
-          <w:rFonts w:ascii="Consolas" w:hAnsi="Consolas"/>
-          <w:color w:val="B43737"/>
-          <w:sz w:val="19"/>
-          <w:lang w:val="es-EC"/>
-        </w:rPr>
-        <w:t>pm2 logs api-i</w:t>
-      </w:r>
-      <w:r>
-        <w:rPr>
-          <w:rFonts w:ascii="Consolas" w:hAnsi="Consolas"/>
-          <w:color w:val="B43737"/>
-          <w:sz w:val="19"/>
-          <w:lang w:val="es-EC"/>
-        </w:rPr>
-        <w:t>ntegra-esavi</w:t>
-      </w:r>
-      <w:r>
-        <w:rPr>
-          <w:lang w:val="es-EC"/>
-        </w:rPr>
-        <w:t xml:space="preserve">, </w:t>
-      </w:r>
-      <w:r>
-        <w:rPr>
-          <w:rFonts w:ascii="Consolas" w:hAnsi="Consolas"/>
-          <w:color w:val="B43737"/>
-          <w:sz w:val="19"/>
-          <w:lang w:val="es-EC"/>
-        </w:rPr>
-        <w:t>curl -sf http://localhost:${PORT_DEFAULT}/health</w:t>
-      </w:r>
-      <w:r>
-        <w:rPr>
-          <w:lang w:val="es-EC"/>
-        </w:rPr>
-        <w:t>.</w:t>
+        <w:pStyle w:val="Cdigo"/>
+      </w:pPr>
+      <w:r>
+        <w:t>cd workspace &amp;&amp; ./deploy.sh</w:t>
       </w:r>
     </w:p>
     <w:p>
       <w:pPr>
-        <w:pStyle w:val="Ttulo3"/>
-      </w:pPr>
-      <w:r>
-        <w:t>2.3 Dashboard (manual, separado)</w:t>
-      </w:r>
-    </w:p>
-    <w:tbl>
-      <w:tblPr>
-        <w:tblStyle w:val="Tablaconcuadrcula"/>
-        <w:tblW w:w="0" w:type="auto"/>
-        <w:tblLook w:val="04A0" w:firstRow="1" w:lastRow="0" w:firstColumn="1" w:lastColumn="0" w:noHBand="0" w:noVBand="1"/>
-      </w:tblPr>
-      <w:tblGrid>
-        <w:gridCol w:w="9746"/>
-      </w:tblGrid>
-      <w:tr>
-        <w:tc>
-          <w:tcPr>
-            <w:tcW w:w="9746" w:type="dxa"/>
-            <w:shd w:val="clear" w:color="auto" w:fill="2B2B2B"/>
-          </w:tcPr>
-          <w:p>
-            <w:pPr>
-              <w:rPr>
-                <w:lang w:val="es-EC"/>
-              </w:rPr>
-            </w:pPr>
-            <w:r>
-              <w:rPr>
-                <w:rFonts w:ascii="Consolas" w:hAnsi="Consolas"/>
-                <w:color w:val="E8E8E8"/>
-                <w:sz w:val="18"/>
-                <w:lang w:val="es-EC"/>
-              </w:rPr>
-              <w:t>ls workspace/api-integra-esavi/datos/esavi.duckdb   # 1. confirmar datamart</w:t>
-            </w:r>
-          </w:p>
-          <w:p>
-            <w:r>
-              <w:rPr>
-                <w:rFonts w:ascii="Consolas" w:hAnsi="Consolas"/>
-                <w:color w:val="E8E8E8"/>
-                <w:sz w:val="18"/>
-              </w:rPr>
-              <w:t>cd workspace/dash-integra-esavi</w:t>
-            </w:r>
-          </w:p>
-          <w:p>
-            <w:r>
-              <w:rPr>
-                <w:rFonts w:ascii="Consolas" w:hAnsi="Consolas"/>
-                <w:color w:val="E8E8E8"/>
-                <w:sz w:val="18"/>
-              </w:rPr>
-              <w:t xml:space="preserve">docker compose up -d                               </w:t>
-            </w:r>
-            <w:r>
-              <w:rPr>
-                <w:rFonts w:ascii="Consolas" w:hAnsi="Consolas"/>
-                <w:color w:val="E8E8E8"/>
-                <w:sz w:val="18"/>
-              </w:rPr>
-              <w:t xml:space="preserve">  # 2. desplegar</w:t>
-            </w:r>
-          </w:p>
-        </w:tc>
-      </w:tr>
-    </w:tbl>
-    <w:p>
-      <w:pPr>
         <w:spacing w:after="40"/>
       </w:pPr>
     </w:p>
     <w:p>
-      <w:pPr>
-        <w:rPr>
-          <w:lang w:val="es-EC"/>
-        </w:rPr>
-      </w:pPr>
-      <w:r>
-        <w:rPr>
-          <w:rFonts w:ascii="Consolas" w:hAnsi="Consolas"/>
+      <w:r>
+        <w:rPr>
           <w:color w:val="B43737"/>
-          <w:sz w:val="19"/>
-          <w:lang w:val="es-EC"/>
-        </w:rPr>
-        <w:t>duckdb-check</w:t>
-      </w:r>
-      <w:r>
-        <w:rPr>
-          <w:lang w:val="es-EC"/>
-        </w:rPr>
-        <w:t xml:space="preserve"> aborta el despliegue si el datamart no existe.</w:t>
+        </w:rPr>
+        <w:t>deploy.sh</w:t>
+      </w:r>
+      <w:r>
+        <w:t xml:space="preserve"> hace: </w:t>
+      </w:r>
+      <w:r>
+        <w:rPr>
+          <w:color w:val="B43737"/>
+        </w:rPr>
+        <w:t>git pull</w:t>
+      </w:r>
+      <w:r>
+        <w:t xml:space="preserve"> → build de API y app-web → </w:t>
+      </w:r>
+      <w:r>
+        <w:rPr>
+          <w:color w:val="B43737"/>
+        </w:rPr>
+        <w:t>pm2 restart ecosystem.json</w:t>
+      </w:r>
+      <w:r>
+        <w:t>.</w:t>
       </w:r>
     </w:p>
     <w:p>
       <w:pPr>
-        <w:pStyle w:val="Ttulo3"/>
-      </w:pPr>
-      <w:r>
-        <w:t>2.4 Rollback</w:t>
+        <w:rPr>
+          <w:lang w:val="es-EC"/>
+        </w:rPr>
+      </w:pPr>
+      <w:r>
+        <w:rPr>
+          <w:lang w:val="es-EC"/>
+        </w:rPr>
+        <w:t xml:space="preserve">Verificación: </w:t>
+      </w:r>
+      <w:r>
+        <w:rPr>
+          <w:color w:val="B43737"/>
+          <w:lang w:val="es-EC"/>
+        </w:rPr>
+        <w:t>pm2 status</w:t>
+      </w:r>
+      <w:r>
+        <w:rPr>
+          <w:lang w:val="es-EC"/>
+        </w:rPr>
+        <w:t xml:space="preserve">, </w:t>
+      </w:r>
+      <w:r>
+        <w:rPr>
+          <w:color w:val="B43737"/>
+          <w:lang w:val="es-EC"/>
+        </w:rPr>
+        <w:t>pm2 logs api-integra-esavi</w:t>
+      </w:r>
+      <w:r>
+        <w:rPr>
+          <w:lang w:val="es-EC"/>
+        </w:rPr>
+        <w:t xml:space="preserve">, </w:t>
+      </w:r>
+      <w:r>
+        <w:rPr>
+          <w:color w:val="B43737"/>
+          <w:lang w:val="es-EC"/>
+        </w:rPr>
+        <w:t>curl -sf http://localhost:${PORT_DEFAULT}/health</w:t>
+      </w:r>
+      <w:r>
+        <w:rPr>
+          <w:lang w:val="es-EC"/>
+        </w:rPr>
+        <w:t>.</w:t>
       </w:r>
     </w:p>
     <w:p>
       <w:pPr>
-        <w:pStyle w:val="Listaconvietas"/>
-      </w:pPr>
-      <w:r>
-        <w:rPr>
-          <w:b/>
-        </w:rPr>
-        <w:t>API/app-web:</w:t>
-      </w:r>
-      <w:r>
-        <w:t xml:space="preserve"> </w:t>
-      </w:r>
-      <w:r>
-        <w:rPr>
-          <w:rFonts w:ascii="Consolas" w:hAnsi="Consolas"/>
-          <w:color w:val="B43737"/>
-          <w:sz w:val="19"/>
-        </w:rPr>
-        <w:t>git checkout &lt;commit-anterior&gt;</w:t>
-      </w:r>
-      <w:r>
-        <w:t xml:space="preserve"> → rebuild → </w:t>
-      </w:r>
-      <w:r>
-        <w:rPr>
-          <w:rFonts w:ascii="Consolas" w:hAnsi="Consolas"/>
-          <w:color w:val="B43737"/>
-          <w:sz w:val="19"/>
-        </w:rPr>
-        <w:t>pm2 restart ecosystem.json</w:t>
-      </w:r>
-      <w:r>
-        <w:t>.</w:t>
-      </w:r>
+        <w:pStyle w:val="Ttulo2"/>
+      </w:pPr>
+      <w:bookmarkStart w:id="5" w:name="_Toc235908463"/>
+      <w:r>
+        <w:lastRenderedPageBreak/>
+        <w:t>2.3 Dashboard (manual, separado)</w:t>
+      </w:r>
+      <w:bookmarkEnd w:id="5"/>
     </w:p>
     <w:p>
       <w:pPr>
-        <w:pStyle w:val="Listaconvietas"/>
-      </w:pPr>
-      <w:r>
-        <w:rPr>
-          <w:b/>
-        </w:rPr>
-        <w:t>Dashboard:</w:t>
-      </w:r>
-      <w:r>
-        <w:t xml:space="preserve"> </w:t>
-      </w:r>
-      <w:r>
-        <w:rPr>
-          <w:rFonts w:ascii="Consolas" w:hAnsi="Consolas"/>
-          <w:color w:val="B43737"/>
-          <w:sz w:val="19"/>
-        </w:rPr>
-        <w:t>docker compose down &amp;&amp; docker compose up -d</w:t>
-      </w:r>
-      <w:r>
-        <w:t xml:space="preserve"> con la imagen anterior.</w:t>
+        <w:pStyle w:val="Cdigo"/>
+      </w:pPr>
+      <w:r>
+        <w:t>ls workspace/api-integra-esavi/datos/esavi.duckdb   # 1. confirmar datamart</w:t>
+      </w:r>
+      <w:r>
+        <w:br/>
+        <w:t>cd workspace/dash-i</w:t>
+      </w:r>
+      <w:r>
+        <w:t>ntegra-esavi</w:t>
+      </w:r>
+      <w:r>
+        <w:br/>
+        <w:t>docker compose up -d                                 # 2. desplegar</w:t>
       </w:r>
     </w:p>
     <w:p>
       <w:pPr>
-        <w:pStyle w:val="Ttulo2"/>
-      </w:pPr>
-      <w:r>
-        <w:t>3. Configuración obligatoria</w:t>
-      </w:r>
+        <w:spacing w:after="40"/>
+      </w:pPr>
     </w:p>
     <w:p>
       <w:pPr>
-        <w:pStyle w:val="Ttulo3"/>
         <w:rPr>
           <w:lang w:val="es-EC"/>
         </w:rPr>
       </w:pPr>
       <w:r>
         <w:rPr>
+          <w:color w:val="B43737"/>
           <w:lang w:val="es-EC"/>
         </w:rPr>
+        <w:t>duckdb-check</w:t>
+      </w:r>
+      <w:r>
+        <w:rPr>
+          <w:lang w:val="es-EC"/>
+        </w:rPr>
+        <w:t xml:space="preserve"> aborta el despliegue si el datamart no existe.</w:t>
+      </w:r>
+    </w:p>
+    <w:p>
+      <w:pPr>
+        <w:pStyle w:val="Ttulo2"/>
+      </w:pPr>
+      <w:bookmarkStart w:id="6" w:name="_Toc235908464"/>
+      <w:r>
+        <w:t>2.4 Rollback</w:t>
+      </w:r>
+      <w:bookmarkEnd w:id="6"/>
+    </w:p>
+    <w:p>
+      <w:pPr>
+        <w:pStyle w:val="Listaconvietas"/>
+      </w:pPr>
+      <w:r>
+        <w:rPr>
+          <w:b/>
+        </w:rPr>
+        <w:t>API/app-web:</w:t>
+      </w:r>
+      <w:r>
+        <w:t xml:space="preserve"> </w:t>
+      </w:r>
+      <w:r>
+        <w:rPr>
+          <w:color w:val="B43737"/>
+        </w:rPr>
+        <w:t>git checkout &lt;commit-anterior&gt;</w:t>
+      </w:r>
+      <w:r>
+        <w:t xml:space="preserve"> → rebuild → </w:t>
+      </w:r>
+      <w:r>
+        <w:rPr>
+          <w:color w:val="B43737"/>
+        </w:rPr>
+        <w:t>pm2 restart ecosystem.json</w:t>
+      </w:r>
+      <w:r>
+        <w:t>.</w:t>
+      </w:r>
+    </w:p>
+    <w:p>
+      <w:pPr>
+        <w:pStyle w:val="Listaconvietas"/>
+      </w:pPr>
+      <w:r>
+        <w:rPr>
+          <w:b/>
+        </w:rPr>
+        <w:t>Dashboard:</w:t>
+      </w:r>
+      <w:r>
+        <w:t xml:space="preserve"> </w:t>
+      </w:r>
+      <w:r>
+        <w:rPr>
+          <w:color w:val="B43737"/>
+        </w:rPr>
+        <w:t>docker compose down &amp;&amp; docker compose up -d</w:t>
+      </w:r>
+      <w:r>
+        <w:t xml:space="preserve"> con la imagen anterior.</w:t>
+      </w:r>
+    </w:p>
+    <w:p>
+      <w:pPr>
+        <w:pStyle w:val="Ttulo1"/>
+      </w:pPr>
+      <w:bookmarkStart w:id="7" w:name="_Toc235908465"/>
+      <w:r>
+        <w:t>3. Configuración obligatoria</w:t>
+      </w:r>
+      <w:bookmarkEnd w:id="7"/>
+    </w:p>
+    <w:p>
+      <w:pPr>
+        <w:pStyle w:val="Ttulo2"/>
+        <w:rPr>
+          <w:lang w:val="es-EC"/>
+        </w:rPr>
+      </w:pPr>
+      <w:bookmarkStart w:id="8" w:name="_Toc235908466"/>
+      <w:r>
+        <w:rPr>
+          <w:lang w:val="es-EC"/>
+        </w:rPr>
         <w:t xml:space="preserve">3.1 </w:t>
       </w:r>
       <w:r>
         <w:rPr>
-          <w:rFonts w:ascii="Consolas" w:hAnsi="Consolas"/>
           <w:color w:val="B43737"/>
-          <w:sz w:val="19"/>
           <w:lang w:val="es-EC"/>
         </w:rPr>
         <w:t>api-integra-esavi/.env</w:t>
@@ -1402,6 +2246,7 @@
         </w:rPr>
         <w:t xml:space="preserve"> (valores clave)</w:t>
       </w:r>
+      <w:bookmarkEnd w:id="8"/>
     </w:p>
     <w:tbl>
       <w:tblPr>
@@ -1562,16 +2407,7 @@
                 <w:sz w:val="19"/>
                 <w:lang w:val="es-EC"/>
               </w:rPr>
-              <w:t xml:space="preserve">node -e </w:t>
-            </w:r>
-            <w:r>
-              <w:rPr>
-                <w:rFonts w:ascii="Consolas" w:hAnsi="Consolas"/>
-                <w:color w:val="B43737"/>
-                <w:sz w:val="19"/>
-                <w:lang w:val="es-EC"/>
-              </w:rPr>
-              <w:t>"console.log(require('crypto').randomBytes(32).toString('hex'))"</w:t>
+              <w:t>node -e "console.log(require('crypto').randomBytes(32).toString('hex'))"</w:t>
             </w:r>
             <w:r>
               <w:rPr>
@@ -1669,15 +2505,7 @@
                 <w:color w:val="B43737"/>
                 <w:sz w:val="19"/>
               </w:rPr>
-              <w:t>DB_VACUNACION_DB</w:t>
-            </w:r>
-            <w:r>
-              <w:rPr>
-                <w:rFonts w:ascii="Consolas" w:hAnsi="Consolas"/>
-                <w:color w:val="B43737"/>
-                <w:sz w:val="19"/>
-              </w:rPr>
-              <w:t>_*</w:t>
+              <w:t>DB_VACUNACION_DB_*</w:t>
             </w:r>
           </w:p>
         </w:tc>
@@ -1890,200 +2718,62 @@
         </w:rPr>
       </w:pPr>
     </w:p>
-    <w:tbl>
-      <w:tblPr>
-        <w:tblStyle w:val="Tablaconcuadrcula"/>
-        <w:tblW w:w="0" w:type="auto"/>
-        <w:tblLook w:val="04A0" w:firstRow="1" w:lastRow="0" w:firstColumn="1" w:lastColumn="0" w:noHBand="0" w:noVBand="1"/>
-      </w:tblPr>
-      <w:tblGrid>
-        <w:gridCol w:w="9746"/>
-      </w:tblGrid>
-      <w:tr>
-        <w:tc>
-          <w:tcPr>
-            <w:tcW w:w="9746" w:type="dxa"/>
-            <w:shd w:val="clear" w:color="auto" w:fill="EAF1F8"/>
-          </w:tcPr>
-          <w:p>
-            <w:pPr>
-              <w:spacing w:after="40"/>
-              <w:rPr>
-                <w:lang w:val="es-EC"/>
-              </w:rPr>
-            </w:pPr>
-            <w:r>
-              <w:rPr>
-                <w:i/>
-                <w:lang w:val="es-EC"/>
-              </w:rPr>
-              <w:t xml:space="preserve">Credenciales de MEDDRA, WHODRUG, VIGIFLOW y DHIS2 ya </w:t>
-            </w:r>
-            <w:r>
-              <w:rPr>
-                <w:b/>
-                <w:i/>
-                <w:lang w:val="es-EC"/>
-              </w:rPr>
-              <w:t>no</w:t>
-            </w:r>
-            <w:r>
-              <w:rPr>
-                <w:i/>
-                <w:lang w:val="es-EC"/>
-              </w:rPr>
-              <w:t xml:space="preserve"> van en </w:t>
-            </w:r>
-            <w:r>
-              <w:rPr>
-                <w:rFonts w:ascii="Consolas" w:hAnsi="Consolas"/>
-                <w:i/>
-                <w:color w:val="B43737"/>
-                <w:sz w:val="19"/>
-                <w:lang w:val="es-EC"/>
-              </w:rPr>
-              <w:t>.env</w:t>
-            </w:r>
-            <w:r>
-              <w:rPr>
-                <w:i/>
-                <w:lang w:val="es-EC"/>
-              </w:rPr>
-              <w:t>: se</w:t>
-            </w:r>
-          </w:p>
-          <w:p>
-            <w:pPr>
-              <w:spacing w:after="40"/>
-              <w:rPr>
-                <w:lang w:val="es-EC"/>
-              </w:rPr>
-            </w:pPr>
-            <w:r>
-              <w:rPr>
-                <w:i/>
-                <w:lang w:val="es-EC"/>
-              </w:rPr>
-              <w:t>gestionan desde el módulo Parámetros (</w:t>
-            </w:r>
-            <w:r>
-              <w:rPr>
-                <w:rFonts w:ascii="Consolas" w:hAnsi="Consolas"/>
-                <w:i/>
-                <w:color w:val="B43737"/>
-                <w:sz w:val="19"/>
-                <w:lang w:val="es-EC"/>
-              </w:rPr>
-              <w:t>TC_PARAMETRO</w:t>
-            </w:r>
-            <w:r>
-              <w:rPr>
-                <w:i/>
-                <w:lang w:val="es-EC"/>
-              </w:rPr>
-              <w:t>, sección 4).</w:t>
-            </w:r>
-          </w:p>
-        </w:tc>
-      </w:tr>
-    </w:tbl>
     <w:p>
-      <w:pPr>
-        <w:spacing w:after="40"/>
-        <w:rPr>
-          <w:lang w:val="es-EC"/>
-        </w:rPr>
-      </w:pPr>
+      <w:r>
+        <w:t xml:space="preserve">Credenciales de MEDDRA, WHODRUG, VIGIFLOW y DHIS2 ya no van </w:t>
+      </w:r>
+      <w:r>
+        <w:t>en .env: se gestionan desde el módulo Parámetros (TC_PARAMETRO, sección 4).</w:t>
+      </w:r>
     </w:p>
     <w:p>
       <w:pPr>
-        <w:pStyle w:val="Ttulo3"/>
-      </w:pPr>
-      <w:r>
-        <w:t xml:space="preserve">3.2 </w:t>
-      </w:r>
-      <w:r>
-        <w:rPr>
-          <w:rFonts w:ascii="Consolas" w:hAnsi="Consolas"/>
-          <w:color w:val="B43737"/>
-          <w:sz w:val="19"/>
-        </w:rPr>
-        <w:t>app-integra-esavi/.env</w:t>
-      </w:r>
+        <w:spacing w:after="40"/>
+        <w:rPr>
+          <w:lang w:val="es-EC"/>
+        </w:rPr>
+      </w:pPr>
     </w:p>
     <w:p>
-      <w:r>
-        <w:rPr>
-          <w:rFonts w:ascii="Consolas" w:hAnsi="Consolas"/>
+      <w:pPr>
+        <w:pStyle w:val="Ttulo2"/>
+      </w:pPr>
+      <w:bookmarkStart w:id="9" w:name="_Toc235908467"/>
+      <w:r>
+        <w:t xml:space="preserve">3.2 </w:t>
+      </w:r>
+      <w:r>
+        <w:rPr>
           <w:color w:val="B43737"/>
-          <w:sz w:val="19"/>
-        </w:rPr>
-        <w:t>VITE_KEYCLOAK_URL/REALM/CLIENT_ID</w:t>
-      </w:r>
-      <w:r>
-        <w:t xml:space="preserve">, </w:t>
-      </w:r>
-      <w:r>
-        <w:rPr>
-          <w:rFonts w:ascii="Consolas" w:hAnsi="Consolas"/>
-          <w:color w:val="B43737"/>
-          <w:sz w:val="19"/>
-        </w:rPr>
-        <w:t>VITE_INTEGRA_ESAVI_API_URL</w:t>
-      </w:r>
-      <w:r>
-        <w:t xml:space="preserve">, </w:t>
-      </w:r>
-      <w:r>
-        <w:rPr>
-          <w:rFonts w:ascii="Consolas" w:hAnsi="Consolas"/>
-          <w:color w:val="B43737"/>
-          <w:sz w:val="19"/>
-        </w:rPr>
-        <w:t>VITE_API_KEY</w:t>
-      </w:r>
+        </w:rPr>
+        <w:t>app-integra-esavi/.env</w:t>
+      </w:r>
+      <w:bookmarkEnd w:id="9"/>
     </w:p>
     <w:p>
-      <w:pPr>
-        <w:rPr>
-          <w:lang w:val="es-EC"/>
-        </w:rPr>
-      </w:pPr>
-      <w:r>
-        <w:rPr>
-          <w:lang w:val="es-EC"/>
-        </w:rPr>
-        <w:t xml:space="preserve">(= </w:t>
-      </w:r>
-      <w:r>
-        <w:rPr>
-          <w:rFonts w:ascii="Consolas" w:hAnsi="Consolas"/>
+      <w:r>
+        <w:rPr>
           <w:color w:val="B43737"/>
-          <w:sz w:val="19"/>
-          <w:lang w:val="es-EC"/>
-        </w:rPr>
-        <w:t>API_KEY</w:t>
-      </w:r>
-      <w:r>
-        <w:rPr>
-          <w:lang w:val="es-EC"/>
-        </w:rPr>
-        <w:t xml:space="preserve"> de la API), </w:t>
-      </w:r>
-      <w:r>
-        <w:rPr>
-          <w:rFonts w:ascii="Consolas" w:hAnsi="Consolas"/>
+        </w:rPr>
+        <w:t>VITE_KEYCLOAK_URL/REALM/CLIENT_ID</w:t>
+      </w:r>
+      <w:r>
+        <w:t xml:space="preserve">, </w:t>
+      </w:r>
+      <w:r>
+        <w:rPr>
           <w:color w:val="B43737"/>
-          <w:sz w:val="19"/>
-          <w:lang w:val="es-EC"/>
-        </w:rPr>
-        <w:t>VITE_ENV=PROD</w:t>
-      </w:r>
-      <w:r>
-        <w:rPr>
-          <w:lang w:val="es-EC"/>
-        </w:rPr>
-        <w:t xml:space="preserve"> (oculta herramientas de simulación). Son</w:t>
+        </w:rPr>
+        <w:t>VITE_INTEGRA_ESAVI_API_URL</w:t>
+      </w:r>
+      <w:r>
+        <w:t xml:space="preserve">, </w:t>
+      </w:r>
+      <w:r>
+        <w:rPr>
+          <w:color w:val="B43737"/>
+        </w:rPr>
+        <w:t>VITE_API_KEY</w:t>
       </w:r>
     </w:p>
     <w:p>
@@ -2096,6 +2786,45 @@
         <w:rPr>
           <w:lang w:val="es-EC"/>
         </w:rPr>
+        <w:t xml:space="preserve">(= </w:t>
+      </w:r>
+      <w:r>
+        <w:rPr>
+          <w:color w:val="B43737"/>
+          <w:lang w:val="es-EC"/>
+        </w:rPr>
+        <w:t>API_KEY</w:t>
+      </w:r>
+      <w:r>
+        <w:rPr>
+          <w:lang w:val="es-EC"/>
+        </w:rPr>
+        <w:t xml:space="preserve"> de la API), </w:t>
+      </w:r>
+      <w:r>
+        <w:rPr>
+          <w:color w:val="B43737"/>
+          <w:lang w:val="es-EC"/>
+        </w:rPr>
+        <w:t>VITE_ENV=PROD</w:t>
+      </w:r>
+      <w:r>
+        <w:rPr>
+          <w:lang w:val="es-EC"/>
+        </w:rPr>
+        <w:t xml:space="preserve"> (oculta herramientas de simulación). Son</w:t>
+      </w:r>
+    </w:p>
+    <w:p>
+      <w:pPr>
+        <w:rPr>
+          <w:lang w:val="es-EC"/>
+        </w:rPr>
+      </w:pPr>
+      <w:r>
+        <w:rPr>
+          <w:lang w:val="es-EC"/>
+        </w:rPr>
         <w:t xml:space="preserve">variables de </w:t>
       </w:r>
       <w:r>
@@ -2113,9 +2842,7 @@
       </w:r>
       <w:r>
         <w:rPr>
-          <w:rFonts w:ascii="Consolas" w:hAnsi="Consolas"/>
           <w:color w:val="B43737"/>
-          <w:sz w:val="19"/>
           <w:lang w:val="es-EC"/>
         </w:rPr>
         <w:t>pnpm build</w:t>
@@ -2129,26 +2856,24 @@
     </w:p>
     <w:p>
       <w:pPr>
-        <w:pStyle w:val="Ttulo3"/>
-      </w:pPr>
+        <w:pStyle w:val="Ttulo2"/>
+      </w:pPr>
+      <w:bookmarkStart w:id="10" w:name="_Toc235908468"/>
       <w:r>
         <w:t xml:space="preserve">3.3 </w:t>
       </w:r>
       <w:r>
         <w:rPr>
-          <w:rFonts w:ascii="Consolas" w:hAnsi="Consolas"/>
           <w:color w:val="B43737"/>
-          <w:sz w:val="19"/>
         </w:rPr>
         <w:t>dash-integra-esavi/.env</w:t>
       </w:r>
+      <w:bookmarkEnd w:id="10"/>
     </w:p>
     <w:p>
       <w:r>
         <w:rPr>
-          <w:rFonts w:ascii="Consolas" w:hAnsi="Consolas"/>
           <w:color w:val="B43737"/>
-          <w:sz w:val="19"/>
         </w:rPr>
         <w:t>DUCKDB_PATH</w:t>
       </w:r>
@@ -2157,9 +2882,7 @@
       </w:r>
       <w:r>
         <w:rPr>
-          <w:rFonts w:ascii="Consolas" w:hAnsi="Consolas"/>
           <w:color w:val="B43737"/>
-          <w:sz w:val="19"/>
         </w:rPr>
         <w:t>VITE_KEYCLOAK_*</w:t>
       </w:r>
@@ -2168,9 +2891,7 @@
       </w:r>
       <w:r>
         <w:rPr>
-          <w:rFonts w:ascii="Consolas" w:hAnsi="Consolas"/>
           <w:color w:val="B43737"/>
-          <w:sz w:val="19"/>
         </w:rPr>
         <w:t>KC_REQUIRED_ROLE</w:t>
       </w:r>
@@ -2179,9 +2900,7 @@
       </w:r>
       <w:r>
         <w:rPr>
-          <w:rFonts w:ascii="Consolas" w:hAnsi="Consolas"/>
           <w:color w:val="B43737"/>
-          <w:sz w:val="19"/>
         </w:rPr>
         <w:t>analitic</w:t>
       </w:r>
@@ -2197,9 +2916,7 @@
       </w:pPr>
       <w:r>
         <w:rPr>
-          <w:rFonts w:ascii="Consolas" w:hAnsi="Consolas"/>
           <w:color w:val="B43737"/>
-          <w:sz w:val="19"/>
           <w:lang w:val="es-EC"/>
         </w:rPr>
         <w:t>OAUTH2_CLIENT_SECRET</w:t>
@@ -2212,9 +2929,7 @@
       </w:r>
       <w:r>
         <w:rPr>
-          <w:rFonts w:ascii="Consolas" w:hAnsi="Consolas"/>
           <w:color w:val="B43737"/>
-          <w:sz w:val="19"/>
           <w:lang w:val="es-EC"/>
         </w:rPr>
         <w:t>INTEGRA_APP_URL</w:t>
@@ -2228,11 +2943,12 @@
     </w:p>
     <w:p>
       <w:pPr>
-        <w:pStyle w:val="Ttulo2"/>
+        <w:pStyle w:val="Ttulo1"/>
         <w:rPr>
           <w:lang w:val="es-EC"/>
         </w:rPr>
       </w:pPr>
+      <w:bookmarkStart w:id="11" w:name="_Toc235908469"/>
       <w:r>
         <w:rPr>
           <w:lang w:val="es-EC"/>
@@ -2240,6 +2956,7 @@
         <w:lastRenderedPageBreak/>
         <w:t>4. Credenciales externas que deben solicitarse</w:t>
       </w:r>
+      <w:bookmarkEnd w:id="11"/>
     </w:p>
     <w:p>
       <w:pPr>
@@ -2281,9 +2998,7 @@
       </w:r>
       <w:r>
         <w:rPr>
-          <w:rFonts w:ascii="Consolas" w:hAnsi="Consolas"/>
           <w:color w:val="B43737"/>
-          <w:sz w:val="19"/>
           <w:lang w:val="es-EC"/>
         </w:rPr>
         <w:t>.env</w:t>
@@ -2309,9 +3024,7 @@
       </w:r>
       <w:r>
         <w:rPr>
-          <w:rFonts w:ascii="Consolas" w:hAnsi="Consolas"/>
           <w:color w:val="B43737"/>
-          <w:sz w:val="19"/>
           <w:lang w:val="es-EC"/>
         </w:rPr>
         <w:t>PROD_ENCRYPTION_KEY</w:t>
@@ -2320,13 +3033,7 @@
         <w:rPr>
           <w:lang w:val="es-EC"/>
         </w:rPr>
-        <w:t>. Solicitarlas con anticipació</w:t>
-      </w:r>
-      <w:r>
-        <w:rPr>
-          <w:lang w:val="es-EC"/>
-        </w:rPr>
-        <w:t>n: dependen de</w:t>
+        <w:t>. Solicitarlas con anticipación: dependen de</w:t>
       </w:r>
     </w:p>
     <w:p>
@@ -2344,11 +3051,13 @@
     </w:p>
     <w:p>
       <w:pPr>
-        <w:pStyle w:val="Ttulo3"/>
-      </w:pPr>
+        <w:pStyle w:val="Ttulo2"/>
+      </w:pPr>
+      <w:bookmarkStart w:id="12" w:name="_Toc235908470"/>
       <w:r>
         <w:t>4.1 MedDRA (WHO-UMC / MSSO)</w:t>
       </w:r>
+      <w:bookmarkEnd w:id="12"/>
     </w:p>
     <w:tbl>
       <w:tblPr>
@@ -2554,10 +3263,7 @@
           </w:tcPr>
           <w:p>
             <w:r>
-              <w:t xml:space="preserve">Scope </w:t>
-            </w:r>
-            <w:r>
-              <w:t>OAuth</w:t>
+              <w:t>Scope OAuth</w:t>
             </w:r>
           </w:p>
         </w:tc>
@@ -2601,11 +3307,13 @@
     </w:p>
     <w:p>
       <w:pPr>
-        <w:pStyle w:val="Ttulo3"/>
-      </w:pPr>
+        <w:pStyle w:val="Ttulo2"/>
+      </w:pPr>
+      <w:bookmarkStart w:id="13" w:name="_Toc235908471"/>
       <w:r>
         <w:t>4.2 WHODrug (WHO-UMC)</w:t>
       </w:r>
+      <w:bookmarkEnd w:id="13"/>
     </w:p>
     <w:tbl>
       <w:tblPr>
@@ -2753,11 +3461,13 @@
     </w:p>
     <w:p>
       <w:pPr>
-        <w:pStyle w:val="Ttulo3"/>
-      </w:pPr>
+        <w:pStyle w:val="Ttulo2"/>
+      </w:pPr>
+      <w:bookmarkStart w:id="14" w:name="_Toc235908472"/>
       <w:r>
         <w:t>4.3 VigiFlow (WHO-UMC)</w:t>
       </w:r>
+      <w:bookmarkEnd w:id="14"/>
     </w:p>
     <w:tbl>
       <w:tblPr>
@@ -2897,13 +3607,7 @@
         <w:rPr>
           <w:lang w:val="es-EC"/>
         </w:rPr>
-        <w:t xml:space="preserve">Cuenta de la instancia VigiFlow del programa ESAVI/EVADIE </w:t>
-      </w:r>
-      <w:r>
-        <w:rPr>
-          <w:lang w:val="es-EC"/>
-        </w:rPr>
-        <w:t>del MSP. **Debe estar</w:t>
+        <w:t>Cuenta de la instancia VigiFlow del programa ESAVI/EVADIE del MSP. **Debe estar</w:t>
       </w:r>
     </w:p>
     <w:p>
@@ -2926,11 +3630,13 @@
     </w:p>
     <w:p>
       <w:pPr>
-        <w:pStyle w:val="Ttulo2"/>
-      </w:pPr>
+        <w:pStyle w:val="Ttulo1"/>
+      </w:pPr>
+      <w:bookmarkStart w:id="15" w:name="_Toc235908473"/>
       <w:r>
         <w:t>5. Consideraciones de producción</w:t>
       </w:r>
+      <w:bookmarkEnd w:id="15"/>
     </w:p>
     <w:p>
       <w:pPr>
@@ -2965,23 +3671,51 @@
           <w:b/>
           <w:lang w:val="es-EC"/>
         </w:rPr>
-        <w:t xml:space="preserve">Exposición de </w:t>
-      </w:r>
+        <w:t>Exposición de puertos:</w:t>
+      </w:r>
+      <w:r>
+        <w:rPr>
+          <w:lang w:val="es-EC"/>
+        </w:rPr>
+        <w:t xml:space="preserve"> publicar solo lo necesario detrás de reverse proxy/TLS.</w:t>
+      </w:r>
+    </w:p>
+    <w:p>
+      <w:pPr>
+        <w:pStyle w:val="Listaconvietas"/>
+        <w:rPr>
+          <w:lang w:val="es-EC"/>
+        </w:rPr>
+      </w:pPr>
       <w:r>
         <w:rPr>
           <w:b/>
           <w:lang w:val="es-EC"/>
         </w:rPr>
-        <w:t>puertos:</w:t>
+        <w:t>Puppeteer/Chrome:</w:t>
       </w:r>
       <w:r>
         <w:rPr>
           <w:lang w:val="es-EC"/>
         </w:rPr>
-        <w:t xml:space="preserve"> publicar solo lo necesario detrás de reverse proxy/TLS.</w:t>
+        <w:t xml:space="preserve"> VigiFlow requiere Chrome instalado en el servidor</w:t>
       </w:r>
     </w:p>
     <w:p>
+      <w:r>
+        <w:t>(</w:t>
+      </w:r>
+      <w:r>
+        <w:rPr>
+          <w:color w:val="B43737"/>
+        </w:rPr>
+        <w:t>PATH_BROWSER_PUPPETEER</w:t>
+      </w:r>
+      <w:r>
+        <w:t xml:space="preserve"> o autodetección).</w:t>
+      </w:r>
+    </w:p>
+    <w:p>
       <w:pPr>
         <w:pStyle w:val="Listaconvietas"/>
         <w:rPr>
@@ -2993,118 +3727,115 @@
           <w:b/>
           <w:lang w:val="es-EC"/>
         </w:rPr>
-        <w:t>Puppeteer/Chrome:</w:t>
+        <w:t>Cron del datamart:</w:t>
       </w:r>
       <w:r>
         <w:rPr>
           <w:lang w:val="es-EC"/>
         </w:rPr>
-        <w:t xml:space="preserve"> VigiFlow requiere Chrome instalado en el servidor</w:t>
+        <w:t xml:space="preserve"> </w:t>
+      </w:r>
+      <w:r>
+        <w:rPr>
+          <w:color w:val="B43737"/>
+          <w:lang w:val="es-EC"/>
+        </w:rPr>
+        <w:t>DATAMART_CRON</w:t>
+      </w:r>
+      <w:r>
+        <w:rPr>
+          <w:lang w:val="es-EC"/>
+        </w:rPr>
+        <w:t xml:space="preserve"> (diario) genera </w:t>
+      </w:r>
+      <w:r>
+        <w:rPr>
+          <w:color w:val="B43737"/>
+          <w:lang w:val="es-EC"/>
+        </w:rPr>
+        <w:t>esavi.duckdb</w:t>
+      </w:r>
+      <w:r>
+        <w:rPr>
+          <w:lang w:val="es-EC"/>
+        </w:rPr>
+        <w:t>; verificar</w:t>
       </w:r>
     </w:p>
     <w:p>
-      <w:r>
-        <w:t>(</w:t>
-      </w:r>
-      <w:r>
-        <w:rPr>
-          <w:rFonts w:ascii="Consolas" w:hAnsi="Consolas"/>
-          <w:color w:val="B43737"/>
-          <w:sz w:val="19"/>
-        </w:rPr>
-        <w:t>PATH_BROWSER_PUPPETEER</w:t>
-      </w:r>
-      <w:r>
-        <w:t xml:space="preserve"> o autodetección).</w:t>
+      <w:pPr>
+        <w:rPr>
+          <w:lang w:val="es-EC"/>
+        </w:rPr>
+      </w:pPr>
+      <w:r>
+        <w:rPr>
+          <w:lang w:val="es-EC"/>
+        </w:rPr>
+        <w:t>que el volumen sea visible para el contenedor del dashboard.</w:t>
       </w:r>
     </w:p>
     <w:p>
       <w:pPr>
-        <w:pStyle w:val="Listaconvietas"/>
-        <w:rPr>
-          <w:lang w:val="es-EC"/>
-        </w:rPr>
-      </w:pPr>
-      <w:r>
-        <w:rPr>
-          <w:b/>
-          <w:lang w:val="es-EC"/>
-        </w:rPr>
-        <w:t>Cron del datamart:</w:t>
-      </w:r>
-      <w:r>
-        <w:rPr>
-          <w:lang w:val="es-EC"/>
-        </w:rPr>
-        <w:t xml:space="preserve"> </w:t>
-      </w:r>
-      <w:r>
-        <w:rPr>
-          <w:rFonts w:ascii="Consolas" w:hAnsi="Consolas"/>
-          <w:color w:val="B43737"/>
-          <w:sz w:val="19"/>
-          <w:lang w:val="es-EC"/>
-        </w:rPr>
-        <w:t>DATAMART_CRON</w:t>
-      </w:r>
-      <w:r>
-        <w:rPr>
-          <w:lang w:val="es-EC"/>
-        </w:rPr>
-        <w:t xml:space="preserve"> (diario) genera </w:t>
-      </w:r>
-      <w:r>
-        <w:rPr>
-          <w:rFonts w:ascii="Consolas" w:hAnsi="Consolas"/>
-          <w:color w:val="B43737"/>
-          <w:sz w:val="19"/>
-          <w:lang w:val="es-EC"/>
-        </w:rPr>
-        <w:t>esavi.duckdb</w:t>
-      </w:r>
-      <w:r>
-        <w:rPr>
-          <w:lang w:val="es-EC"/>
-        </w:rPr>
-        <w:t>; verificar</w:t>
-      </w:r>
+        <w:pStyle w:val="Ttulo1"/>
+      </w:pPr>
+      <w:bookmarkStart w:id="16" w:name="_Toc235908474"/>
+      <w:r>
+        <w:lastRenderedPageBreak/>
+        <w:t>6. Checklist de Go-Live</w:t>
+      </w:r>
+      <w:bookmarkEnd w:id="16"/>
     </w:p>
     <w:p>
       <w:pPr>
-        <w:rPr>
-          <w:lang w:val="es-EC"/>
-        </w:rPr>
-      </w:pPr>
-      <w:r>
-        <w:rPr>
-          <w:lang w:val="es-EC"/>
-        </w:rPr>
-        <w:t>que el v</w:t>
-      </w:r>
-      <w:r>
-        <w:rPr>
-          <w:lang w:val="es-EC"/>
-        </w:rPr>
-        <w:t>olumen sea visible para el contenedor del dashboard.</w:t>
+        <w:pStyle w:val="Listaconvietas"/>
+      </w:pPr>
+      <w:r>
+        <w:t>☐ Node 22, pnpm, PM2, Docker y Chrome instalados.</w:t>
       </w:r>
     </w:p>
     <w:p>
       <w:pPr>
-        <w:pStyle w:val="Ttulo2"/>
-      </w:pPr>
-      <w:r>
-        <w:t>6. Checklist de Go-Live</w:t>
+        <w:pStyle w:val="Listaconvietas"/>
+      </w:pPr>
+      <w:r>
+        <w:t xml:space="preserve">☐ </w:t>
+      </w:r>
+      <w:r>
+        <w:rPr>
+          <w:color w:val="B43737"/>
+        </w:rPr>
+        <w:t>.env</w:t>
+      </w:r>
+      <w:r>
+        <w:t xml:space="preserve"> de API, app-web y dashboard completos (sin placeholders).</w:t>
       </w:r>
     </w:p>
     <w:p>
       <w:pPr>
         <w:pStyle w:val="Listaconvietas"/>
-      </w:pPr>
-      <w:r>
-        <w:t>☐</w:t>
-      </w:r>
-      <w:r>
-        <w:t xml:space="preserve"> Node 22, pnpm, PM2, Docker y Chrome instalados.</w:t>
+        <w:rPr>
+          <w:lang w:val="es-EC"/>
+        </w:rPr>
+      </w:pPr>
+      <w:r>
+        <w:rPr>
+          <w:lang w:val="es-EC"/>
+        </w:rPr>
+        <w:t xml:space="preserve">☐ </w:t>
+      </w:r>
+      <w:r>
+        <w:rPr>
+          <w:color w:val="B43737"/>
+          <w:lang w:val="es-EC"/>
+        </w:rPr>
+        <w:t>PROD_ENCRYPTION_KEY</w:t>
+      </w:r>
+      <w:r>
+        <w:rPr>
+          <w:lang w:val="es-EC"/>
+        </w:rPr>
+        <w:t xml:space="preserve"> generada y respaldada.</w:t>
       </w:r>
     </w:p>
     <w:p>
@@ -3112,22 +3843,34 @@
         <w:pStyle w:val="Listaconvietas"/>
       </w:pPr>
       <w:r>
-        <w:lastRenderedPageBreak/>
-        <w:t>☐</w:t>
-      </w:r>
-      <w:r>
-        <w:t xml:space="preserve"> </w:t>
-      </w:r>
-      <w:r>
-        <w:rPr>
-          <w:rFonts w:ascii="Consolas" w:hAnsi="Consolas"/>
+        <w:t xml:space="preserve">☐ </w:t>
+      </w:r>
+      <w:r>
+        <w:rPr>
           <w:color w:val="B43737"/>
-          <w:sz w:val="19"/>
-        </w:rPr>
-        <w:t>.env</w:t>
-      </w:r>
-      <w:r>
-        <w:t xml:space="preserve"> de API, app-web y dashboard completos (sin placeholders).</w:t>
+        </w:rPr>
+        <w:t>ENV=PROD</w:t>
+      </w:r>
+      <w:r>
+        <w:t xml:space="preserve">, </w:t>
+      </w:r>
+      <w:r>
+        <w:rPr>
+          <w:color w:val="B43737"/>
+        </w:rPr>
+        <w:t>VITE_ENV=PROD</w:t>
+      </w:r>
+      <w:r>
+        <w:t xml:space="preserve">, </w:t>
+      </w:r>
+      <w:r>
+        <w:rPr>
+          <w:color w:val="B43737"/>
+        </w:rPr>
+        <w:t>CORS_ORIGINS</w:t>
+      </w:r>
+      <w:r>
+        <w:t xml:space="preserve"> restringido.</w:t>
       </w:r>
     </w:p>
     <w:p>
@@ -3141,80 +3884,21 @@
         <w:rPr>
           <w:lang w:val="es-EC"/>
         </w:rPr>
-        <w:t>☐</w:t>
-      </w:r>
-      <w:r>
-        <w:rPr>
-          <w:lang w:val="es-EC"/>
-        </w:rPr>
-        <w:t xml:space="preserve"> </w:t>
-      </w:r>
-      <w:r>
-        <w:rPr>
-          <w:rFonts w:ascii="Consolas" w:hAnsi="Consolas"/>
-          <w:color w:val="B43737"/>
-          <w:sz w:val="19"/>
-          <w:lang w:val="es-EC"/>
-        </w:rPr>
-        <w:t>PROD_ENCRYPTION_KEY</w:t>
-      </w:r>
-      <w:r>
-        <w:rPr>
-          <w:lang w:val="es-EC"/>
-        </w:rPr>
-        <w:t xml:space="preserve"> generada y respaldada.</w:t>
+        <w:t>☐ Postgres/Keycloak accesibles, esquemas y realm creados.</w:t>
       </w:r>
     </w:p>
     <w:p>
       <w:pPr>
         <w:pStyle w:val="Listaconvietas"/>
-      </w:pPr>
-      <w:r>
-        <w:t>☐</w:t>
-      </w:r>
-      <w:r>
-        <w:t xml:space="preserve"> </w:t>
-      </w:r>
-      <w:r>
-        <w:rPr>
-          <w:rFonts w:ascii="Consolas" w:hAnsi="Consolas"/>
-          <w:color w:val="B43737"/>
-          <w:sz w:val="19"/>
-        </w:rPr>
-        <w:t>ENV=PROD</w:t>
-      </w:r>
-      <w:r>
-        <w:t xml:space="preserve">, </w:t>
-      </w:r>
-      <w:r>
-        <w:rPr>
-          <w:rFonts w:ascii="Consolas" w:hAnsi="Consolas"/>
-          <w:color w:val="B43737"/>
-          <w:sz w:val="19"/>
-        </w:rPr>
-        <w:t>VITE_EN</w:t>
-      </w:r>
-      <w:r>
-        <w:rPr>
-          <w:rFonts w:ascii="Consolas" w:hAnsi="Consolas"/>
-          <w:color w:val="B43737"/>
-          <w:sz w:val="19"/>
-        </w:rPr>
-        <w:t>V=PROD</w:t>
-      </w:r>
-      <w:r>
-        <w:t xml:space="preserve">, </w:t>
-      </w:r>
-      <w:r>
-        <w:rPr>
-          <w:rFonts w:ascii="Consolas" w:hAnsi="Consolas"/>
-          <w:color w:val="B43737"/>
-          <w:sz w:val="19"/>
-        </w:rPr>
-        <w:t>CORS_ORIGINS</w:t>
-      </w:r>
-      <w:r>
-        <w:t xml:space="preserve"> restringido.</w:t>
+        <w:rPr>
+          <w:lang w:val="es-EC"/>
+        </w:rPr>
+      </w:pPr>
+      <w:r>
+        <w:rPr>
+          <w:lang w:val="es-EC"/>
+        </w:rPr>
+        <w:t>☐ Credenciales MedDRA, WHODrug y VigiFlow cargadas en Parámetros.</w:t>
       </w:r>
     </w:p>
     <w:p>
@@ -3228,33 +3912,42 @@
         <w:rPr>
           <w:lang w:val="es-EC"/>
         </w:rPr>
-        <w:t>☐</w:t>
-      </w:r>
-      <w:r>
-        <w:rPr>
-          <w:lang w:val="es-EC"/>
-        </w:rPr>
-        <w:t xml:space="preserve"> Postgres/Keycloak accesibles, esquemas y realm creados.</w:t>
+        <w:t>☐ Cuenta VigiFlow confirmada sin MFA.</w:t>
       </w:r>
     </w:p>
     <w:p>
       <w:pPr>
         <w:pStyle w:val="Listaconvietas"/>
-        <w:rPr>
-          <w:lang w:val="es-EC"/>
-        </w:rPr>
-      </w:pPr>
-      <w:r>
-        <w:rPr>
-          <w:lang w:val="es-EC"/>
-        </w:rPr>
-        <w:t>☐</w:t>
-      </w:r>
-      <w:r>
-        <w:rPr>
-          <w:lang w:val="es-EC"/>
-        </w:rPr>
-        <w:t xml:space="preserve"> Credenciales MedDRA, WHODrug y VigiFlow cargadas en Parámetros.</w:t>
+      </w:pPr>
+      <w:r>
+        <w:t xml:space="preserve">☐ </w:t>
+      </w:r>
+      <w:r>
+        <w:rPr>
+          <w:color w:val="B43737"/>
+        </w:rPr>
+        <w:t>pm2 start</w:t>
+      </w:r>
+      <w:r>
+        <w:t xml:space="preserve"> + </w:t>
+      </w:r>
+      <w:r>
+        <w:rPr>
+          <w:color w:val="B43737"/>
+        </w:rPr>
+        <w:t>save</w:t>
+      </w:r>
+      <w:r>
+        <w:t xml:space="preserve"> + </w:t>
+      </w:r>
+      <w:r>
+        <w:rPr>
+          <w:color w:val="B43737"/>
+        </w:rPr>
+        <w:t>startup</w:t>
+      </w:r>
+      <w:r>
+        <w:t xml:space="preserve"> configurados.</w:t>
       </w:r>
     </w:p>
     <w:p>
@@ -3268,13 +3961,20 @@
         <w:rPr>
           <w:lang w:val="es-EC"/>
         </w:rPr>
-        <w:t>☐</w:t>
-      </w:r>
-      <w:r>
-        <w:rPr>
+        <w:t xml:space="preserve">☐ Dashboard desplegado tras confirmar </w:t>
+      </w:r>
+      <w:r>
+        <w:rPr>
+          <w:color w:val="B43737"/>
           <w:lang w:val="es-EC"/>
         </w:rPr>
-        <w:t xml:space="preserve"> Cuenta VigiFlow confirmada sin MFA.</w:t>
+        <w:t>esavi.duckdb</w:t>
+      </w:r>
+      <w:r>
+        <w:rPr>
+          <w:lang w:val="es-EC"/>
+        </w:rPr>
+        <w:t>.</w:t>
       </w:r>
     </w:p>
     <w:p>
@@ -3282,108 +3982,292 @@
         <w:pStyle w:val="Listaconvietas"/>
       </w:pPr>
       <w:r>
-        <w:t>☐</w:t>
-      </w:r>
-      <w:r>
-        <w:t xml:space="preserve"> </w:t>
-      </w:r>
-      <w:r>
-        <w:rPr>
-          <w:rFonts w:ascii="Consolas" w:hAnsi="Consolas"/>
+        <w:t xml:space="preserve">☐ </w:t>
+      </w:r>
+      <w:r>
+        <w:rPr>
           <w:color w:val="B43737"/>
-          <w:sz w:val="19"/>
-        </w:rPr>
-        <w:t>pm2 start</w:t>
-      </w:r>
-      <w:r>
-        <w:t xml:space="preserve"> + </w:t>
-      </w:r>
-      <w:r>
-        <w:rPr>
-          <w:rFonts w:ascii="Consolas" w:hAnsi="Consolas"/>
-          <w:color w:val="B43737"/>
-          <w:sz w:val="19"/>
-        </w:rPr>
-        <w:t>save</w:t>
-      </w:r>
-      <w:r>
-        <w:t xml:space="preserve"> + </w:t>
-      </w:r>
-      <w:r>
-        <w:rPr>
-          <w:rFonts w:ascii="Consolas" w:hAnsi="Consolas"/>
-          <w:color w:val="B43737"/>
-          <w:sz w:val="19"/>
-        </w:rPr>
-        <w:t>startup</w:t>
-      </w:r>
-      <w:r>
-        <w:t xml:space="preserve"> configurados.</w:t>
+        </w:rPr>
+        <w:t>GET /health</w:t>
+      </w:r>
+      <w:r>
+        <w:t xml:space="preserve"> OK; login end-to-end probado.</w:t>
       </w:r>
     </w:p>
     <w:p>
-      <w:pPr>
-        <w:pStyle w:val="Listaconvietas"/>
-        <w:rPr>
-          <w:lang w:val="es-EC"/>
-        </w:rPr>
-      </w:pPr>
-      <w:r>
-        <w:rPr>
-          <w:lang w:val="es-EC"/>
-        </w:rPr>
-        <w:t>☐</w:t>
-      </w:r>
-      <w:r>
-        <w:rPr>
-          <w:lang w:val="es-EC"/>
-        </w:rPr>
-        <w:t xml:space="preserve"> Dashboard despl</w:t>
-      </w:r>
-      <w:r>
-        <w:rPr>
-          <w:lang w:val="es-EC"/>
-        </w:rPr>
-        <w:t xml:space="preserve">egado tras confirmar </w:t>
-      </w:r>
-      <w:r>
-        <w:rPr>
-          <w:rFonts w:ascii="Consolas" w:hAnsi="Consolas"/>
-          <w:color w:val="B43737"/>
-          <w:sz w:val="19"/>
-          <w:lang w:val="es-EC"/>
-        </w:rPr>
-        <w:t>esavi.duckdb</w:t>
-      </w:r>
-      <w:r>
-        <w:rPr>
-          <w:lang w:val="es-EC"/>
-        </w:rPr>
-        <w:t>.</w:t>
+      <w:r>
+        <w:br w:type="page"/>
       </w:r>
     </w:p>
     <w:p>
       <w:pPr>
-        <w:pStyle w:val="Listaconvietas"/>
-      </w:pPr>
-      <w:r>
-        <w:t>☐</w:t>
-      </w:r>
-      <w:r>
-        <w:t xml:space="preserve"> </w:t>
-      </w:r>
-      <w:r>
-        <w:rPr>
-          <w:rFonts w:ascii="Consolas" w:hAnsi="Consolas"/>
-          <w:color w:val="B43737"/>
-          <w:sz w:val="19"/>
-        </w:rPr>
-        <w:t>GET /health</w:t>
-      </w:r>
-      <w:r>
-        <w:t xml:space="preserve"> OK; login end-to-end probado.</w:t>
-      </w:r>
+        <w:pStyle w:val="Ttulo1"/>
+      </w:pPr>
+      <w:bookmarkStart w:id="17" w:name="_Toc235908475"/>
+      <w:r>
+        <w:lastRenderedPageBreak/>
+        <w:t>Control de V</w:t>
+      </w:r>
+      <w:r>
+        <w:t>ersión y Aprobación</w:t>
+      </w:r>
+      <w:bookmarkEnd w:id="17"/>
     </w:p>
+    <w:p>
+      <w:r>
+        <w:t>Este documento debe ser revisado y aprobado por los siguientes responsables:</w:t>
+      </w:r>
+    </w:p>
+    <w:tbl>
+      <w:tblPr>
+        <w:tblStyle w:val="Cuadrculaclara-nfasis1"/>
+        <w:tblW w:w="0" w:type="auto"/>
+        <w:tblLook w:val="04A0" w:firstRow="1" w:lastRow="0" w:firstColumn="1" w:lastColumn="0" w:noHBand="0" w:noVBand="1"/>
+      </w:tblPr>
+      <w:tblGrid>
+        <w:gridCol w:w="2436"/>
+        <w:gridCol w:w="2436"/>
+        <w:gridCol w:w="2436"/>
+        <w:gridCol w:w="2436"/>
+      </w:tblGrid>
+      <w:tr>
+        <w:trPr>
+          <w:cnfStyle w:val="100000000000" w:firstRow="1" w:lastRow="0" w:firstColumn="0" w:lastColumn="0" w:oddVBand="0" w:evenVBand="0" w:oddHBand="0" w:evenHBand="0" w:firstRowFirstColumn="0" w:firstRowLastColumn="0" w:lastRowFirstColumn="0" w:lastRowLastColumn="0"/>
+        </w:trPr>
+        <w:tc>
+          <w:tcPr>
+            <w:cnfStyle w:val="001000000000" w:firstRow="0" w:lastRow="0" w:firstColumn="1" w:lastColumn="0" w:oddVBand="0" w:evenVBand="0" w:oddHBand="0" w:evenHBand="0" w:firstRowFirstColumn="0" w:firstRowLastColumn="0" w:lastRowFirstColumn="0" w:lastRowLastColumn="0"/>
+            <w:tcW w:w="2436" w:type="dxa"/>
+          </w:tcPr>
+          <w:p/>
+        </w:tc>
+        <w:tc>
+          <w:tcPr>
+            <w:tcW w:w="2436" w:type="dxa"/>
+          </w:tcPr>
+          <w:p>
+            <w:pPr>
+              <w:cnfStyle w:val="100000000000" w:firstRow="1" w:lastRow="0" w:firstColumn="0" w:lastColumn="0" w:oddVBand="0" w:evenVBand="0" w:oddHBand="0" w:evenHBand="0" w:firstRowFirstColumn="0" w:firstRowLastColumn="0" w:lastRowFirstColumn="0" w:lastRowLastColumn="0"/>
+            </w:pPr>
+            <w:r>
+              <w:t>Elaborado por</w:t>
+            </w:r>
+          </w:p>
+        </w:tc>
+        <w:tc>
+          <w:tcPr>
+            <w:tcW w:w="2436" w:type="dxa"/>
+          </w:tcPr>
+          <w:p>
+            <w:pPr>
+              <w:cnfStyle w:val="100000000000" w:firstRow="1" w:lastRow="0" w:firstColumn="0" w:lastColumn="0" w:oddVBand="0" w:evenVBand="0" w:oddHBand="0" w:evenHBand="0" w:firstRowFirstColumn="0" w:firstRowLastColumn="0" w:lastRowFirstColumn="0" w:lastRowLastColumn="0"/>
+            </w:pPr>
+            <w:r>
+              <w:t>Revisado por</w:t>
+            </w:r>
+          </w:p>
+        </w:tc>
+        <w:tc>
+          <w:tcPr>
+            <w:tcW w:w="2436" w:type="dxa"/>
+          </w:tcPr>
+          <w:p>
+            <w:pPr>
+              <w:cnfStyle w:val="100000000000" w:firstRow="1" w:lastRow="0" w:firstColumn="0" w:lastColumn="0" w:oddVBand="0" w:evenVBand="0" w:oddHBand="0" w:evenHBand="0" w:firstRowFirstColumn="0" w:firstRowLastColumn="0" w:lastRowFirstColumn="0" w:lastRowLastColumn="0"/>
+            </w:pPr>
+            <w:r>
+              <w:t>Aprobado por</w:t>
+            </w:r>
+          </w:p>
+        </w:tc>
+      </w:tr>
+      <w:tr>
+        <w:trPr>
+          <w:cnfStyle w:val="000000100000" w:firstRow="0" w:lastRow="0" w:firstColumn="0" w:lastColumn="0" w:oddVBand="0" w:evenVBand="0" w:oddHBand="1" w:evenHBand="0" w:firstRowFirstColumn="0" w:firstRowLastColumn="0" w:lastRowFirstColumn="0" w:lastRowLastColumn="0"/>
+        </w:trPr>
+        <w:tc>
+          <w:tcPr>
+            <w:cnfStyle w:val="001000000000" w:firstRow="0" w:lastRow="0" w:firstColumn="1" w:lastColumn="0" w:oddVBand="0" w:evenVBand="0" w:oddHBand="0" w:evenHBand="0" w:firstRowFirstColumn="0" w:firstRowLastColumn="0" w:lastRowFirstColumn="0" w:lastRowLastColumn="0"/>
+            <w:tcW w:w="2436" w:type="dxa"/>
+          </w:tcPr>
+          <w:p>
+            <w:r>
+              <w:t>Nombre</w:t>
+            </w:r>
+          </w:p>
+        </w:tc>
+        <w:tc>
+          <w:tcPr>
+            <w:tcW w:w="2436" w:type="dxa"/>
+          </w:tcPr>
+          <w:p>
+            <w:pPr>
+              <w:cnfStyle w:val="000000100000" w:firstRow="0" w:lastRow="0" w:firstColumn="0" w:lastColumn="0" w:oddVBand="0" w:evenVBand="0" w:oddHBand="1" w:evenHBand="0" w:firstRowFirstColumn="0" w:firstRowLastColumn="0" w:lastRowFirstColumn="0" w:lastRowLastColumn="0"/>
+            </w:pPr>
+          </w:p>
+        </w:tc>
+        <w:tc>
+          <w:tcPr>
+            <w:tcW w:w="2436" w:type="dxa"/>
+          </w:tcPr>
+          <w:p>
+            <w:pPr>
+              <w:cnfStyle w:val="000000100000" w:firstRow="0" w:lastRow="0" w:firstColumn="0" w:lastColumn="0" w:oddVBand="0" w:evenVBand="0" w:oddHBand="1" w:evenHBand="0" w:firstRowFirstColumn="0" w:firstRowLastColumn="0" w:lastRowFirstColumn="0" w:lastRowLastColumn="0"/>
+            </w:pPr>
+          </w:p>
+        </w:tc>
+        <w:tc>
+          <w:tcPr>
+            <w:tcW w:w="2436" w:type="dxa"/>
+          </w:tcPr>
+          <w:p>
+            <w:pPr>
+              <w:cnfStyle w:val="000000100000" w:firstRow="0" w:lastRow="0" w:firstColumn="0" w:lastColumn="0" w:oddVBand="0" w:evenVBand="0" w:oddHBand="1" w:evenHBand="0" w:firstRowFirstColumn="0" w:firstRowLastColumn="0" w:lastRowFirstColumn="0" w:lastRowLastColumn="0"/>
+            </w:pPr>
+          </w:p>
+        </w:tc>
+      </w:tr>
+      <w:tr>
+        <w:trPr>
+          <w:cnfStyle w:val="000000010000" w:firstRow="0" w:lastRow="0" w:firstColumn="0" w:lastColumn="0" w:oddVBand="0" w:evenVBand="0" w:oddHBand="0" w:evenHBand="1" w:firstRowFirstColumn="0" w:firstRowLastColumn="0" w:lastRowFirstColumn="0" w:lastRowLastColumn="0"/>
+        </w:trPr>
+        <w:tc>
+          <w:tcPr>
+            <w:cnfStyle w:val="001000000000" w:firstRow="0" w:lastRow="0" w:firstColumn="1" w:lastColumn="0" w:oddVBand="0" w:evenVBand="0" w:oddHBand="0" w:evenHBand="0" w:firstRowFirstColumn="0" w:firstRowLastColumn="0" w:lastRowFirstColumn="0" w:lastRowLastColumn="0"/>
+            <w:tcW w:w="2436" w:type="dxa"/>
+          </w:tcPr>
+          <w:p>
+            <w:r>
+              <w:t>Cargo</w:t>
+            </w:r>
+          </w:p>
+        </w:tc>
+        <w:tc>
+          <w:tcPr>
+            <w:tcW w:w="2436" w:type="dxa"/>
+          </w:tcPr>
+          <w:p>
+            <w:pPr>
+              <w:cnfStyle w:val="000000010000" w:firstRow="0" w:lastRow="0" w:firstColumn="0" w:lastColumn="0" w:oddVBand="0" w:evenVBand="0" w:oddHBand="0" w:evenHBand="1" w:firstRowFirstColumn="0" w:firstRowLastColumn="0" w:lastRowFirstColumn="0" w:lastRowLastColumn="0"/>
+            </w:pPr>
+          </w:p>
+        </w:tc>
+        <w:tc>
+          <w:tcPr>
+            <w:tcW w:w="2436" w:type="dxa"/>
+          </w:tcPr>
+          <w:p>
+            <w:pPr>
+              <w:cnfStyle w:val="000000010000" w:firstRow="0" w:lastRow="0" w:firstColumn="0" w:lastColumn="0" w:oddVBand="0" w:evenVBand="0" w:oddHBand="0" w:evenHBand="1" w:firstRowFirstColumn="0" w:firstRowLastColumn="0" w:lastRowFirstColumn="0" w:lastRowLastColumn="0"/>
+            </w:pPr>
+          </w:p>
+        </w:tc>
+        <w:tc>
+          <w:tcPr>
+            <w:tcW w:w="2436" w:type="dxa"/>
+          </w:tcPr>
+          <w:p>
+            <w:pPr>
+              <w:cnfStyle w:val="000000010000" w:firstRow="0" w:lastRow="0" w:firstColumn="0" w:lastColumn="0" w:oddVBand="0" w:evenVBand="0" w:oddHBand="0" w:evenHBand="1" w:firstRowFirstColumn="0" w:firstRowLastColumn="0" w:lastRowFirstColumn="0" w:lastRowLastColumn="0"/>
+            </w:pPr>
+          </w:p>
+        </w:tc>
+      </w:tr>
+      <w:tr>
+        <w:trPr>
+          <w:cnfStyle w:val="000000100000" w:firstRow="0" w:lastRow="0" w:firstColumn="0" w:lastColumn="0" w:oddVBand="0" w:evenVBand="0" w:oddHBand="1" w:evenHBand="0" w:firstRowFirstColumn="0" w:firstRowLastColumn="0" w:lastRowFirstColumn="0" w:lastRowLastColumn="0"/>
+          <w:trHeight w:val="794"/>
+        </w:trPr>
+        <w:tc>
+          <w:tcPr>
+            <w:cnfStyle w:val="001000000000" w:firstRow="0" w:lastRow="0" w:firstColumn="1" w:lastColumn="0" w:oddVBand="0" w:evenVBand="0" w:oddHBand="0" w:evenHBand="0" w:firstRowFirstColumn="0" w:firstRowLastColumn="0" w:lastRowFirstColumn="0" w:lastRowLastColumn="0"/>
+            <w:tcW w:w="2436" w:type="dxa"/>
+          </w:tcPr>
+          <w:p>
+            <w:r>
+              <w:t>Firma</w:t>
+            </w:r>
+          </w:p>
+        </w:tc>
+        <w:tc>
+          <w:tcPr>
+            <w:tcW w:w="2436" w:type="dxa"/>
+          </w:tcPr>
+          <w:p>
+            <w:pPr>
+              <w:cnfStyle w:val="000000100000" w:firstRow="0" w:lastRow="0" w:firstColumn="0" w:lastColumn="0" w:oddVBand="0" w:evenVBand="0" w:oddHBand="1" w:evenHBand="0" w:firstRowFirstColumn="0" w:firstRowLastColumn="0" w:lastRowFirstColumn="0" w:lastRowLastColumn="0"/>
+            </w:pPr>
+          </w:p>
+        </w:tc>
+        <w:tc>
+          <w:tcPr>
+            <w:tcW w:w="2436" w:type="dxa"/>
+          </w:tcPr>
+          <w:p>
+            <w:pPr>
+              <w:cnfStyle w:val="000000100000" w:firstRow="0" w:lastRow="0" w:firstColumn="0" w:lastColumn="0" w:oddVBand="0" w:evenVBand="0" w:oddHBand="1" w:evenHBand="0" w:firstRowFirstColumn="0" w:firstRowLastColumn="0" w:lastRowFirstColumn="0" w:lastRowLastColumn="0"/>
+            </w:pPr>
+          </w:p>
+        </w:tc>
+        <w:tc>
+          <w:tcPr>
+            <w:tcW w:w="2436" w:type="dxa"/>
+          </w:tcPr>
+          <w:p>
+            <w:pPr>
+              <w:cnfStyle w:val="000000100000" w:firstRow="0" w:lastRow="0" w:firstColumn="0" w:lastColumn="0" w:oddVBand="0" w:evenVBand="0" w:oddHBand="1" w:evenHBand="0" w:firstRowFirstColumn="0" w:firstRowLastColumn="0" w:lastRowFirstColumn="0" w:lastRowLastColumn="0"/>
+            </w:pPr>
+          </w:p>
+        </w:tc>
+      </w:tr>
+      <w:tr>
+        <w:trPr>
+          <w:cnfStyle w:val="000000010000" w:firstRow="0" w:lastRow="0" w:firstColumn="0" w:lastColumn="0" w:oddVBand="0" w:evenVBand="0" w:oddHBand="0" w:evenHBand="1" w:firstRowFirstColumn="0" w:firstRowLastColumn="0" w:lastRowFirstColumn="0" w:lastRowLastColumn="0"/>
+        </w:trPr>
+        <w:tc>
+          <w:tcPr>
+            <w:cnfStyle w:val="001000000000" w:firstRow="0" w:lastRow="0" w:firstColumn="1" w:lastColumn="0" w:oddVBand="0" w:evenVBand="0" w:oddHBand="0" w:evenHBand="0" w:firstRowFirstColumn="0" w:firstRowLastColumn="0" w:lastRowFirstColumn="0" w:lastRowLastColumn="0"/>
+            <w:tcW w:w="2436" w:type="dxa"/>
+          </w:tcPr>
+          <w:p>
+            <w:r>
+              <w:t>Fecha</w:t>
+            </w:r>
+          </w:p>
+        </w:tc>
+        <w:tc>
+          <w:tcPr>
+            <w:tcW w:w="2436" w:type="dxa"/>
+          </w:tcPr>
+          <w:p>
+            <w:pPr>
+              <w:cnfStyle w:val="000000010000" w:firstRow="0" w:lastRow="0" w:firstColumn="0" w:lastColumn="0" w:oddVBand="0" w:evenVBand="0" w:oddHBand="0" w:evenHBand="1" w:firstRowFirstColumn="0" w:firstRowLastColumn="0" w:lastRowFirstColumn="0" w:lastRowLastColumn="0"/>
+            </w:pPr>
+          </w:p>
+        </w:tc>
+        <w:tc>
+          <w:tcPr>
+            <w:tcW w:w="2436" w:type="dxa"/>
+          </w:tcPr>
+          <w:p>
+            <w:pPr>
+              <w:cnfStyle w:val="000000010000" w:firstRow="0" w:lastRow="0" w:firstColumn="0" w:lastColumn="0" w:oddVBand="0" w:evenVBand="0" w:oddHBand="0" w:evenHBand="1" w:firstRowFirstColumn="0" w:firstRowLastColumn="0" w:lastRowFirstColumn="0" w:lastRowLastColumn="0"/>
+            </w:pPr>
+          </w:p>
+        </w:tc>
+        <w:tc>
+          <w:tcPr>
+            <w:tcW w:w="2436" w:type="dxa"/>
+          </w:tcPr>
+          <w:p>
+            <w:pPr>
+              <w:cnfStyle w:val="000000010000" w:firstRow="0" w:lastRow="0" w:firstColumn="0" w:lastColumn="0" w:oddVBand="0" w:evenVBand="0" w:oddHBand="0" w:evenHBand="1" w:firstRowFirstColumn="0" w:firstRowLastColumn="0" w:lastRowFirstColumn="0" w:lastRowLastColumn="0"/>
+            </w:pPr>
+          </w:p>
+        </w:tc>
+      </w:tr>
+    </w:tbl>
+    <w:p/>
     <w:sectPr>
       <w:pgSz w:w="12240" w:h="15840"/>
       <w:pgMar w:top="1134" w:right="1247" w:bottom="1134" w:left="1247" w:header="720" w:footer="720" w:gutter="0"/>
@@ -14976,6 +15860,62 @@
       </w:tcPr>
     </w:tblStylePr>
   </w:style>
+  <w:style w:type="paragraph" w:customStyle="1" w:styleId="Cdigo">
+    <w:name w:val="Código"/>
+    <w:basedOn w:val="Normal"/>
+    <w:pPr>
+      <w:pBdr>
+        <w:top w:val="single" w:sz="4" w:space="4" w:color="BFBFBF"/>
+        <w:left w:val="single" w:sz="4" w:space="4" w:color="BFBFBF"/>
+        <w:bottom w:val="single" w:sz="4" w:space="4" w:color="BFBFBF"/>
+        <w:right w:val="single" w:sz="4" w:space="4" w:color="BFBFBF"/>
+      </w:pBdr>
+      <w:shd w:val="clear" w:color="auto" w:fill="F2F2F2"/>
+      <w:spacing w:before="80" w:after="80" w:line="252" w:lineRule="auto"/>
+      <w:ind w:left="80" w:right="80"/>
+    </w:pPr>
+    <w:rPr>
+      <w:rFonts w:ascii="Consolas" w:eastAsia="Consolas" w:hAnsi="Consolas" w:cs="Consolas"/>
+      <w:color w:val="1F1F1F"/>
+      <w:sz w:val="18"/>
+    </w:rPr>
+  </w:style>
+  <w:style w:type="paragraph" w:styleId="TDC1">
+    <w:name w:val="toc 1"/>
+    <w:basedOn w:val="Normal"/>
+    <w:next w:val="Normal"/>
+    <w:autoRedefine/>
+    <w:uiPriority w:val="39"/>
+    <w:unhideWhenUsed/>
+    <w:rsid w:val="00B17A48"/>
+    <w:pPr>
+      <w:spacing w:after="100"/>
+    </w:pPr>
+  </w:style>
+  <w:style w:type="paragraph" w:styleId="TDC2">
+    <w:name w:val="toc 2"/>
+    <w:basedOn w:val="Normal"/>
+    <w:next w:val="Normal"/>
+    <w:autoRedefine/>
+    <w:uiPriority w:val="39"/>
+    <w:unhideWhenUsed/>
+    <w:rsid w:val="00B17A48"/>
+    <w:pPr>
+      <w:spacing w:after="100"/>
+      <w:ind w:left="210"/>
+    </w:pPr>
+  </w:style>
+  <w:style w:type="character" w:styleId="Hipervnculo">
+    <w:name w:val="Hyperlink"/>
+    <w:basedOn w:val="Fuentedeprrafopredeter"/>
+    <w:uiPriority w:val="99"/>
+    <w:unhideWhenUsed/>
+    <w:rsid w:val="00B17A48"/>
+    <w:rPr>
+      <w:color w:val="0000FF" w:themeColor="hyperlink"/>
+      <w:u w:val="single"/>
+    </w:rPr>
+  </w:style>
 </w:styles>
 </file>
 
@@ -15304,7 +16244,7 @@
 </file>
 
 <file path=customXml/itemProps1.xml><?xml version="1.0" encoding="utf-8"?>
-<ds:datastoreItem xmlns:ds="http://schemas.openxmlformats.org/officeDocument/2006/customXml" ds:itemID="{E748A484-3E6B-4223-8D64-4D6CD946DD7E}">
+<ds:datastoreItem xmlns:ds="http://schemas.openxmlformats.org/officeDocument/2006/customXml" ds:itemID="{0154E3CF-2644-4085-9517-1837E5BC6593}">
   <ds:schemaRefs>
     <ds:schemaRef ds:uri="http://schemas.openxmlformats.org/officeDocument/2006/bibliography"/>
   </ds:schemaRefs>
